--- a/briefings/线口监测午报-2026-10-21.docx
+++ b/briefings/线口监测午报-2026-10-21.docx
@@ -22,7 +22,7 @@
           <w:color w:val="888888"/>
           <w:sz w:val="18"/>
         </w:rPr>
-        <w:t>监测窗口:近48小时 | 生成时间:2026-10-21 12:55</w:t>
+        <w:t>监测窗口:近48小时 | 生成时间:2026-10-21 14:03</w:t>
       </w:r>
     </w:p>
     <w:p>
@@ -325,57 +325,6 @@
           <w:color w:val="888888"/>
           <w:sz w:val="24"/>
         </w:rPr>
-        <w:t>“AI垃圾横行”？8200款游戏冲爆Steam新品节，“玩家不满、开发者担忧”</w:t>
-      </w:r>
-    </w:p>
-    <w:p>
-      <w:r>
-        <w:rPr>
-          <w:rFonts w:ascii="Times New Roman" w:hAnsi="Times New Roman" w:eastAsia="宋体"/>
-          <w:color w:val="888888"/>
-          <w:sz w:val="18"/>
-        </w:rPr>
-        <w:t>来源:GameLook | 时间:10-21 09:39</w:t>
-      </w:r>
-    </w:p>
-    <w:p>
-      <w:r>
-        <w:rPr>
-          <w:rFonts w:ascii="Times New Roman" w:hAnsi="Times New Roman" w:eastAsia="宋体"/>
-          <w:sz w:val="18"/>
-        </w:rPr>
-        <w:t>链接:</w:t>
-      </w:r>
-      <w:hyperlink r:id="rId14">
-        <w:r>
-          <w:rPr>
-            <w:color w:val="0563C1"/>
-            <w:u w:val="single"/>
-          </w:rPr>
-          <w:t>“AI垃圾横行”？8200款游戏冲爆Steam新品节，“玩家不满、开发者担忧”</w:t>
-        </w:r>
-      </w:hyperlink>
-    </w:p>
-    <w:p>
-      <w:pPr>
-        <w:pStyle w:val="Heading3"/>
-      </w:pPr>
-      <w:r>
-        <w:rPr>
-          <w:rFonts w:ascii="Times New Roman" w:hAnsi="Times New Roman" w:eastAsia="黑体"/>
-          <w:b w:val="0"/>
-          <w:color w:val="888888"/>
-          <w:sz w:val="24"/>
-        </w:rPr>
-        <w:t>【C级·参考】</w:t>
-      </w:r>
-      <w:r>
-        <w:rPr>
-          <w:rFonts w:ascii="Times New Roman" w:hAnsi="Times New Roman" w:eastAsia="黑体"/>
-          <w:b w:val="0"/>
-          <w:color w:val="888888"/>
-          <w:sz w:val="24"/>
-        </w:rPr>
         <w:t>SpaceX 第三季度 AI（SI）支出再创新高，相关业务收入 76 亿美元首超星链</w:t>
       </w:r>
     </w:p>
@@ -397,115 +346,13 @@
         </w:rPr>
         <w:t>链接:</w:t>
       </w:r>
-      <w:hyperlink r:id="rId15">
+      <w:hyperlink r:id="rId14">
         <w:r>
           <w:rPr>
             <w:color w:val="0563C1"/>
             <w:u w:val="single"/>
           </w:rPr>
           <w:t>SpaceX 第三季度 AI（SI）支出再创新高，相关业务收入 76 亿美元首超星链</w:t>
-        </w:r>
-      </w:hyperlink>
-    </w:p>
-    <w:p>
-      <w:pPr>
-        <w:pStyle w:val="Heading3"/>
-      </w:pPr>
-      <w:r>
-        <w:rPr>
-          <w:rFonts w:ascii="Times New Roman" w:hAnsi="Times New Roman" w:eastAsia="黑体"/>
-          <w:b w:val="0"/>
-          <w:color w:val="888888"/>
-          <w:sz w:val="24"/>
-        </w:rPr>
-        <w:t>【C级·参考】</w:t>
-      </w:r>
-      <w:r>
-        <w:rPr>
-          <w:rFonts w:ascii="Times New Roman" w:hAnsi="Times New Roman" w:eastAsia="黑体"/>
-          <w:b w:val="0"/>
-          <w:color w:val="888888"/>
-          <w:sz w:val="24"/>
-        </w:rPr>
-        <w:t>苹果解密首款智能家居中枢 HomeView 核心优势：极简设计与 Siri AI 双王牌</w:t>
-      </w:r>
-    </w:p>
-    <w:p>
-      <w:r>
-        <w:rPr>
-          <w:rFonts w:ascii="Times New Roman" w:hAnsi="Times New Roman" w:eastAsia="宋体"/>
-          <w:color w:val="888888"/>
-          <w:sz w:val="18"/>
-        </w:rPr>
-        <w:t>来源:IT之家 | 时间:10-21 09:18</w:t>
-      </w:r>
-    </w:p>
-    <w:p>
-      <w:r>
-        <w:rPr>
-          <w:rFonts w:ascii="Times New Roman" w:hAnsi="Times New Roman" w:eastAsia="宋体"/>
-          <w:sz w:val="18"/>
-        </w:rPr>
-        <w:t>链接:</w:t>
-      </w:r>
-      <w:hyperlink r:id="rId16">
-        <w:r>
-          <w:rPr>
-            <w:color w:val="0563C1"/>
-            <w:u w:val="single"/>
-          </w:rPr>
-          <w:t>苹果解密首款智能家居中枢 HomeView 核心优势：极简设计与 Siri AI 双王牌</w:t>
-        </w:r>
-      </w:hyperlink>
-    </w:p>
-    <w:p>
-      <w:pPr>
-        <w:pStyle w:val="Heading3"/>
-      </w:pPr>
-      <w:r>
-        <w:rPr>
-          <w:rFonts w:ascii="Times New Roman" w:hAnsi="Times New Roman" w:eastAsia="黑体"/>
-          <w:b w:val="0"/>
-          <w:color w:val="888888"/>
-          <w:sz w:val="24"/>
-        </w:rPr>
-        <w:t>【C级·参考】</w:t>
-      </w:r>
-      <w:r>
-        <w:rPr>
-          <w:rFonts w:ascii="Times New Roman" w:hAnsi="Times New Roman" w:eastAsia="黑体"/>
-          <w:b w:val="0"/>
-          <w:color w:val="888888"/>
-          <w:sz w:val="24"/>
-        </w:rPr>
-        <w:t>OpenAI 披露：旗下 AI 智能体曾试图关闭内部监控警报</w:t>
-      </w:r>
-    </w:p>
-    <w:p>
-      <w:r>
-        <w:rPr>
-          <w:rFonts w:ascii="Times New Roman" w:hAnsi="Times New Roman" w:eastAsia="宋体"/>
-          <w:color w:val="888888"/>
-          <w:sz w:val="18"/>
-        </w:rPr>
-        <w:t>来源:IT之家 | 时间:10-21 09:14</w:t>
-      </w:r>
-    </w:p>
-    <w:p>
-      <w:r>
-        <w:rPr>
-          <w:rFonts w:ascii="Times New Roman" w:hAnsi="Times New Roman" w:eastAsia="宋体"/>
-          <w:sz w:val="18"/>
-        </w:rPr>
-        <w:t>链接:</w:t>
-      </w:r>
-      <w:hyperlink r:id="rId17">
-        <w:r>
-          <w:rPr>
-            <w:color w:val="0563C1"/>
-            <w:u w:val="single"/>
-          </w:rPr>
-          <w:t>OpenAI 披露：旗下 AI 智能体曾试图关闭内部监控警报</w:t>
         </w:r>
       </w:hyperlink>
     </w:p>
@@ -550,7 +397,7 @@
         </w:rPr>
         <w:t>链接:</w:t>
       </w:r>
-      <w:hyperlink r:id="rId18">
+      <w:hyperlink r:id="rId15">
         <w:r>
           <w:rPr>
             <w:color w:val="0563C1"/>
@@ -601,7 +448,7 @@
         </w:rPr>
         <w:t>链接:</w:t>
       </w:r>
-      <w:hyperlink r:id="rId19">
+      <w:hyperlink r:id="rId16">
         <w:r>
           <w:rPr>
             <w:color w:val="0563C1"/>
@@ -652,7 +499,7 @@
         </w:rPr>
         <w:t>链接:</w:t>
       </w:r>
-      <w:hyperlink r:id="rId20">
+      <w:hyperlink r:id="rId17">
         <w:r>
           <w:rPr>
             <w:color w:val="0563C1"/>
@@ -703,7 +550,7 @@
         </w:rPr>
         <w:t>链接:</w:t>
       </w:r>
-      <w:hyperlink r:id="rId21">
+      <w:hyperlink r:id="rId18">
         <w:r>
           <w:rPr>
             <w:color w:val="0563C1"/>
@@ -754,7 +601,7 @@
         </w:rPr>
         <w:t>链接:</w:t>
       </w:r>
-      <w:hyperlink r:id="rId22">
+      <w:hyperlink r:id="rId19">
         <w:r>
           <w:rPr>
             <w:color w:val="0563C1"/>
@@ -805,7 +652,7 @@
         </w:rPr>
         <w:t>链接:</w:t>
       </w:r>
-      <w:hyperlink r:id="rId23">
+      <w:hyperlink r:id="rId20">
         <w:r>
           <w:rPr>
             <w:color w:val="0563C1"/>
@@ -856,7 +703,7 @@
         </w:rPr>
         <w:t>链接:</w:t>
       </w:r>
-      <w:hyperlink r:id="rId24">
+      <w:hyperlink r:id="rId21">
         <w:r>
           <w:rPr>
             <w:color w:val="0563C1"/>
@@ -907,7 +754,7 @@
         </w:rPr>
         <w:t>链接:</w:t>
       </w:r>
-      <w:hyperlink r:id="rId25">
+      <w:hyperlink r:id="rId22">
         <w:r>
           <w:rPr>
             <w:color w:val="0563C1"/>
@@ -937,7 +784,7 @@
           <w:color w:val="888888"/>
           <w:sz w:val="24"/>
         </w:rPr>
-        <w:t>独立游戏被AI抄袭吓破胆！取消Demo测试，同行吐槽：独游用AI就是原罪？</w:t>
+        <w:t>A股异动丨英伟达GTC聚焦物理AI，AI眼镜概念全线走强，长盈精密20CM涨停</w:t>
       </w:r>
     </w:p>
     <w:p>
@@ -947,7 +794,7 @@
           <w:color w:val="888888"/>
           <w:sz w:val="18"/>
         </w:rPr>
-        <w:t>来源:GameLook | 时间:10-20 10:52</w:t>
+        <w:t>来源:Bing新闻 | 时间:10-20 06:42</w:t>
       </w:r>
     </w:p>
     <w:p>
@@ -958,13 +805,64 @@
         </w:rPr>
         <w:t>链接:</w:t>
       </w:r>
-      <w:hyperlink r:id="rId26">
+      <w:hyperlink r:id="rId23">
         <w:r>
           <w:rPr>
             <w:color w:val="0563C1"/>
             <w:u w:val="single"/>
           </w:rPr>
-          <w:t>独立游戏被AI抄袭吓破胆！取消Demo测试，同行吐槽：独游用AI就是原罪？</w:t>
+          <w:t>A股异动丨英伟达GTC聚焦物理AI，AI眼镜概念全线走强，长盈精密20CM涨停</w:t>
+        </w:r>
+      </w:hyperlink>
+    </w:p>
+    <w:p>
+      <w:pPr>
+        <w:pStyle w:val="Heading3"/>
+      </w:pPr>
+      <w:r>
+        <w:rPr>
+          <w:rFonts w:ascii="Times New Roman" w:hAnsi="Times New Roman" w:eastAsia="黑体"/>
+          <w:b w:val="0"/>
+          <w:color w:val="888888"/>
+          <w:sz w:val="24"/>
+        </w:rPr>
+        <w:t>【C级·参考】</w:t>
+      </w:r>
+      <w:r>
+        <w:rPr>
+          <w:rFonts w:ascii="Times New Roman" w:hAnsi="Times New Roman" w:eastAsia="黑体"/>
+          <w:b w:val="0"/>
+          <w:color w:val="888888"/>
+          <w:sz w:val="24"/>
+        </w:rPr>
+        <w:t>戴AI眼镜的人越来越多，不戴的人开始有意见了</w:t>
+      </w:r>
+    </w:p>
+    <w:p>
+      <w:r>
+        <w:rPr>
+          <w:rFonts w:ascii="Times New Roman" w:hAnsi="Times New Roman" w:eastAsia="宋体"/>
+          <w:color w:val="888888"/>
+          <w:sz w:val="18"/>
+        </w:rPr>
+        <w:t>来源:Bing新闻 | 时间:10-19 17:03</w:t>
+      </w:r>
+    </w:p>
+    <w:p>
+      <w:r>
+        <w:rPr>
+          <w:rFonts w:ascii="Times New Roman" w:hAnsi="Times New Roman" w:eastAsia="宋体"/>
+          <w:sz w:val="18"/>
+        </w:rPr>
+        <w:t>链接:</w:t>
+      </w:r>
+      <w:hyperlink r:id="rId24">
+        <w:r>
+          <w:rPr>
+            <w:color w:val="0563C1"/>
+            <w:u w:val="single"/>
+          </w:rPr>
+          <w:t>戴AI眼镜的人越来越多，不戴的人开始有意见了</w:t>
         </w:r>
       </w:hyperlink>
     </w:p>
@@ -981,9 +879,55 @@
       </w:r>
     </w:p>
     <w:p>
+      <w:pPr>
+        <w:pStyle w:val="Heading3"/>
+      </w:pPr>
       <w:r>
-        <w:t>本线口暂无重要更新</w:t>
+        <w:rPr>
+          <w:rFonts w:ascii="Times New Roman" w:hAnsi="Times New Roman" w:eastAsia="黑体"/>
+          <w:b w:val="0"/>
+          <w:color w:val="888888"/>
+          <w:sz w:val="24"/>
+        </w:rPr>
+        <w:t>【C级·参考】</w:t>
       </w:r>
+      <w:r>
+        <w:rPr>
+          <w:rFonts w:ascii="Times New Roman" w:hAnsi="Times New Roman" w:eastAsia="黑体"/>
+          <w:b w:val="0"/>
+          <w:color w:val="888888"/>
+          <w:sz w:val="24"/>
+        </w:rPr>
+        <w:t>中国电信孵化的具身公司“伽马智能”成立，推进人形机器人“自进化”</w:t>
+      </w:r>
+    </w:p>
+    <w:p>
+      <w:r>
+        <w:rPr>
+          <w:rFonts w:ascii="Times New Roman" w:hAnsi="Times New Roman" w:eastAsia="宋体"/>
+          <w:color w:val="888888"/>
+          <w:sz w:val="18"/>
+        </w:rPr>
+        <w:t>来源:IT之家 | 时间:10-21 13:18</w:t>
+      </w:r>
+    </w:p>
+    <w:p>
+      <w:r>
+        <w:rPr>
+          <w:rFonts w:ascii="Times New Roman" w:hAnsi="Times New Roman" w:eastAsia="宋体"/>
+          <w:sz w:val="18"/>
+        </w:rPr>
+        <w:t>链接:</w:t>
+      </w:r>
+      <w:hyperlink r:id="rId25">
+        <w:r>
+          <w:rPr>
+            <w:color w:val="0563C1"/>
+            <w:u w:val="single"/>
+          </w:rPr>
+          <w:t>中国电信孵化的具身公司“伽马智能”成立，推进人形机器人“自进化”</w:t>
+        </w:r>
+      </w:hyperlink>
     </w:p>
     <w:p>
       <w:pPr>
@@ -1038,7 +982,7 @@
         </w:rPr>
         <w:t>链接:</w:t>
       </w:r>
-      <w:hyperlink r:id="rId27">
+      <w:hyperlink r:id="rId26">
         <w:r>
           <w:rPr>
             <w:color w:val="0563C1"/>
@@ -1118,7 +1062,7 @@
         </w:rPr>
         <w:t>链接:</w:t>
       </w:r>
-      <w:hyperlink r:id="rId28">
+      <w:hyperlink r:id="rId27">
         <w:r>
           <w:rPr>
             <w:color w:val="0563C1"/>
@@ -1169,7 +1113,7 @@
         </w:rPr>
         <w:t>链接:</w:t>
       </w:r>
-      <w:hyperlink r:id="rId29">
+      <w:hyperlink r:id="rId28">
         <w:r>
           <w:rPr>
             <w:color w:val="0563C1"/>
@@ -1220,64 +1164,13 @@
         </w:rPr>
         <w:t>链接:</w:t>
       </w:r>
-      <w:hyperlink r:id="rId30">
+      <w:hyperlink r:id="rId29">
         <w:r>
           <w:rPr>
             <w:color w:val="0563C1"/>
             <w:u w:val="single"/>
           </w:rPr>
           <w:t>腾讯云宣布元宝搜索对外开放：已构建千亿级索引规模，定价每千次 14 元起</w:t>
-        </w:r>
-      </w:hyperlink>
-    </w:p>
-    <w:p>
-      <w:pPr>
-        <w:pStyle w:val="Heading3"/>
-      </w:pPr>
-      <w:r>
-        <w:rPr>
-          <w:rFonts w:ascii="Times New Roman" w:hAnsi="Times New Roman" w:eastAsia="黑体"/>
-          <w:b w:val="0"/>
-          <w:color w:val="888888"/>
-          <w:sz w:val="24"/>
-        </w:rPr>
-        <w:t>【C级·参考】</w:t>
-      </w:r>
-      <w:r>
-        <w:rPr>
-          <w:rFonts w:ascii="Times New Roman" w:hAnsi="Times New Roman" w:eastAsia="黑体"/>
-          <w:b w:val="0"/>
-          <w:color w:val="888888"/>
-          <w:sz w:val="24"/>
-        </w:rPr>
-        <w:t>网易参投瑞典游戏公司Liquid Swords破产，《正当防卫》前总监创业失败</w:t>
-      </w:r>
-    </w:p>
-    <w:p>
-      <w:r>
-        <w:rPr>
-          <w:rFonts w:ascii="Times New Roman" w:hAnsi="Times New Roman" w:eastAsia="宋体"/>
-          <w:color w:val="888888"/>
-          <w:sz w:val="18"/>
-        </w:rPr>
-        <w:t>来源:GameLook | 时间:10-21 10:10</w:t>
-      </w:r>
-    </w:p>
-    <w:p>
-      <w:r>
-        <w:rPr>
-          <w:rFonts w:ascii="Times New Roman" w:hAnsi="Times New Roman" w:eastAsia="宋体"/>
-          <w:sz w:val="18"/>
-        </w:rPr>
-        <w:t>链接:</w:t>
-      </w:r>
-      <w:hyperlink r:id="rId31">
-        <w:r>
-          <w:rPr>
-            <w:color w:val="0563C1"/>
-            <w:u w:val="single"/>
-          </w:rPr>
-          <w:t>网易参投瑞典游戏公司Liquid Swords破产，《正当防卫》前总监创业失败</w:t>
         </w:r>
       </w:hyperlink>
     </w:p>
@@ -1322,64 +1215,13 @@
         </w:rPr>
         <w:t>链接:</w:t>
       </w:r>
-      <w:hyperlink r:id="rId32">
+      <w:hyperlink r:id="rId30">
         <w:r>
           <w:rPr>
             <w:color w:val="0563C1"/>
             <w:u w:val="single"/>
           </w:rPr>
           <w:t>双十一雷神猎刃 S 迎至高 1500 元优惠，配 i9-13900HX、RTX 5060 及 240Hz 电竞屏</w:t>
-        </w:r>
-      </w:hyperlink>
-    </w:p>
-    <w:p>
-      <w:pPr>
-        <w:pStyle w:val="Heading3"/>
-      </w:pPr>
-      <w:r>
-        <w:rPr>
-          <w:rFonts w:ascii="Times New Roman" w:hAnsi="Times New Roman" w:eastAsia="黑体"/>
-          <w:b w:val="0"/>
-          <w:color w:val="888888"/>
-          <w:sz w:val="24"/>
-        </w:rPr>
-        <w:t>【C级·参考】</w:t>
-      </w:r>
-      <w:r>
-        <w:rPr>
-          <w:rFonts w:ascii="Times New Roman" w:hAnsi="Times New Roman" w:eastAsia="黑体"/>
-          <w:b w:val="0"/>
-          <w:color w:val="888888"/>
-          <w:sz w:val="24"/>
-        </w:rPr>
-        <w:t>腾讯子公司Key社发公告，麻枝准确诊咽癌：放弃积极治疗、继续做游戏</w:t>
-      </w:r>
-    </w:p>
-    <w:p>
-      <w:r>
-        <w:rPr>
-          <w:rFonts w:ascii="Times New Roman" w:hAnsi="Times New Roman" w:eastAsia="宋体"/>
-          <w:color w:val="888888"/>
-          <w:sz w:val="18"/>
-        </w:rPr>
-        <w:t>来源:GameLook | 时间:10-21 09:38</w:t>
-      </w:r>
-    </w:p>
-    <w:p>
-      <w:r>
-        <w:rPr>
-          <w:rFonts w:ascii="Times New Roman" w:hAnsi="Times New Roman" w:eastAsia="宋体"/>
-          <w:sz w:val="18"/>
-        </w:rPr>
-        <w:t>链接:</w:t>
-      </w:r>
-      <w:hyperlink r:id="rId33">
-        <w:r>
-          <w:rPr>
-            <w:color w:val="0563C1"/>
-            <w:u w:val="single"/>
-          </w:rPr>
-          <w:t>腾讯子公司Key社发公告，麻枝准确诊咽癌：放弃积极治疗、继续做游戏</w:t>
         </w:r>
       </w:hyperlink>
     </w:p>
@@ -1424,115 +1266,13 @@
         </w:rPr>
         <w:t>链接:</w:t>
       </w:r>
-      <w:hyperlink r:id="rId34">
+      <w:hyperlink r:id="rId31">
         <w:r>
           <w:rPr>
             <w:color w:val="0563C1"/>
             <w:u w:val="single"/>
           </w:rPr>
           <w:t>微信朋友圈点赞有彩蛋，腾讯客服回应称正在灰度测试</w:t>
-        </w:r>
-      </w:hyperlink>
-    </w:p>
-    <w:p>
-      <w:pPr>
-        <w:pStyle w:val="Heading3"/>
-      </w:pPr>
-      <w:r>
-        <w:rPr>
-          <w:rFonts w:ascii="Times New Roman" w:hAnsi="Times New Roman" w:eastAsia="黑体"/>
-          <w:b w:val="0"/>
-          <w:color w:val="888888"/>
-          <w:sz w:val="24"/>
-        </w:rPr>
-        <w:t>【C级·参考】</w:t>
-      </w:r>
-      <w:r>
-        <w:rPr>
-          <w:rFonts w:ascii="Times New Roman" w:hAnsi="Times New Roman" w:eastAsia="黑体"/>
-          <w:b w:val="0"/>
-          <w:color w:val="888888"/>
-          <w:sz w:val="24"/>
-        </w:rPr>
-        <w:t>惨不忍睹！过去四年，游戏人工资下降13%，美国薪资购买力暴减23%</w:t>
-      </w:r>
-    </w:p>
-    <w:p>
-      <w:r>
-        <w:rPr>
-          <w:rFonts w:ascii="Times New Roman" w:hAnsi="Times New Roman" w:eastAsia="宋体"/>
-          <w:color w:val="888888"/>
-          <w:sz w:val="18"/>
-        </w:rPr>
-        <w:t>来源:GameLook | 时间:10-21 09:19</w:t>
-      </w:r>
-    </w:p>
-    <w:p>
-      <w:r>
-        <w:rPr>
-          <w:rFonts w:ascii="Times New Roman" w:hAnsi="Times New Roman" w:eastAsia="宋体"/>
-          <w:sz w:val="18"/>
-        </w:rPr>
-        <w:t>链接:</w:t>
-      </w:r>
-      <w:hyperlink r:id="rId35">
-        <w:r>
-          <w:rPr>
-            <w:color w:val="0563C1"/>
-            <w:u w:val="single"/>
-          </w:rPr>
-          <w:t>惨不忍睹！过去四年，游戏人工资下降13%，美国薪资购买力暴减23%</w:t>
-        </w:r>
-      </w:hyperlink>
-    </w:p>
-    <w:p>
-      <w:pPr>
-        <w:pStyle w:val="Heading3"/>
-      </w:pPr>
-      <w:r>
-        <w:rPr>
-          <w:rFonts w:ascii="Times New Roman" w:hAnsi="Times New Roman" w:eastAsia="黑体"/>
-          <w:b w:val="0"/>
-          <w:color w:val="888888"/>
-          <w:sz w:val="24"/>
-        </w:rPr>
-        <w:t>【C级·参考】</w:t>
-      </w:r>
-      <w:r>
-        <w:rPr>
-          <w:rFonts w:ascii="Times New Roman" w:hAnsi="Times New Roman" w:eastAsia="黑体"/>
-          <w:b w:val="0"/>
-          <w:color w:val="888888"/>
-          <w:sz w:val="24"/>
-        </w:rPr>
-        <w:t>欧盟向“开宝箱抽卡游戏”挥出重拳，10月底前一律改为16+分级！</w:t>
-      </w:r>
-    </w:p>
-    <w:p>
-      <w:r>
-        <w:rPr>
-          <w:rFonts w:ascii="Times New Roman" w:hAnsi="Times New Roman" w:eastAsia="宋体"/>
-          <w:color w:val="888888"/>
-          <w:sz w:val="18"/>
-        </w:rPr>
-        <w:t>来源:GameLook | 时间:10-21 09:13</w:t>
-      </w:r>
-    </w:p>
-    <w:p>
-      <w:r>
-        <w:rPr>
-          <w:rFonts w:ascii="Times New Roman" w:hAnsi="Times New Roman" w:eastAsia="宋体"/>
-          <w:sz w:val="18"/>
-        </w:rPr>
-        <w:t>链接:</w:t>
-      </w:r>
-      <w:hyperlink r:id="rId36">
-        <w:r>
-          <w:rPr>
-            <w:color w:val="0563C1"/>
-            <w:u w:val="single"/>
-          </w:rPr>
-          <w:t>欧盟向“开宝箱抽卡游戏”挥出重拳，10月底前一律改为16+分级！</w:t>
         </w:r>
       </w:hyperlink>
     </w:p>
@@ -1589,64 +1329,13 @@
         </w:rPr>
         <w:t>链接:</w:t>
       </w:r>
-      <w:hyperlink r:id="rId37">
+      <w:hyperlink r:id="rId32">
         <w:r>
           <w:rPr>
             <w:color w:val="0563C1"/>
             <w:u w:val="single"/>
           </w:rPr>
           <w:t>5000mAh 锂电池 + 泄压阀设计：小米米家充气宝 3 国补后 154 元新低</w:t>
-        </w:r>
-      </w:hyperlink>
-    </w:p>
-    <w:p>
-      <w:pPr>
-        <w:pStyle w:val="Heading3"/>
-      </w:pPr>
-      <w:r>
-        <w:rPr>
-          <w:rFonts w:ascii="Times New Roman" w:hAnsi="Times New Roman" w:eastAsia="黑体"/>
-          <w:b w:val="0"/>
-          <w:color w:val="888888"/>
-          <w:sz w:val="24"/>
-        </w:rPr>
-        <w:t>【C级·参考】</w:t>
-      </w:r>
-      <w:r>
-        <w:rPr>
-          <w:rFonts w:ascii="Times New Roman" w:hAnsi="Times New Roman" w:eastAsia="黑体"/>
-          <w:b w:val="0"/>
-          <w:color w:val="888888"/>
-          <w:sz w:val="24"/>
-        </w:rPr>
-        <w:t>雷总办公室同款：小米米家全效空气净化器 Ultra 增强版国补后 2699 元新低</w:t>
-      </w:r>
-    </w:p>
-    <w:p>
-      <w:r>
-        <w:rPr>
-          <w:rFonts w:ascii="Times New Roman" w:hAnsi="Times New Roman" w:eastAsia="宋体"/>
-          <w:color w:val="888888"/>
-          <w:sz w:val="18"/>
-        </w:rPr>
-        <w:t>来源:IT之家 | 时间:10-21 09:12</w:t>
-      </w:r>
-    </w:p>
-    <w:p>
-      <w:r>
-        <w:rPr>
-          <w:rFonts w:ascii="Times New Roman" w:hAnsi="Times New Roman" w:eastAsia="宋体"/>
-          <w:sz w:val="18"/>
-        </w:rPr>
-        <w:t>链接:</w:t>
-      </w:r>
-      <w:hyperlink r:id="rId38">
-        <w:r>
-          <w:rPr>
-            <w:color w:val="0563C1"/>
-            <w:u w:val="single"/>
-          </w:rPr>
-          <w:t>雷总办公室同款：小米米家全效空气净化器 Ultra 增强版国补后 2699 元新低</w:t>
         </w:r>
       </w:hyperlink>
     </w:p>
@@ -1676,7 +1365,7 @@
           <w:rFonts w:ascii="Times New Roman" w:hAnsi="Times New Roman" w:eastAsia="宋体"/>
           <w:sz w:val="18"/>
         </w:rPr>
-        <w:t>IT之家(60)、GameLook(15)、HackerNews(1)、Bing新闻(9)</w:t>
+        <w:t>IT之家(60)、HackerNews(1)、Bing新闻(9)</w:t>
       </w:r>
     </w:p>
     <w:p>
@@ -1693,7 +1382,7 @@
           <w:rFonts w:ascii="Times New Roman" w:hAnsi="Times New Roman" w:eastAsia="宋体"/>
           <w:sz w:val="18"/>
         </w:rPr>
-        <w:t>36氪(no entries)</w:t>
+        <w:t>36氪(no entries)、GameLook(HTTP 502)</w:t>
       </w:r>
     </w:p>
     <w:p>

--- a/briefings/线口监测午报-2026-10-21.docx
+++ b/briefings/线口监测午报-2026-10-21.docx
@@ -22,7 +22,7 @@
           <w:color w:val="888888"/>
           <w:sz w:val="18"/>
         </w:rPr>
-        <w:t>监测窗口:近48小时 | 生成时间:2026-10-21 14:03</w:t>
+        <w:t>监测窗口:近48小时 | 生成时间:2026-10-21 20:52</w:t>
       </w:r>
     </w:p>
     <w:p>
@@ -70,7 +70,7 @@
           <w:color w:val="888888"/>
           <w:sz w:val="24"/>
         </w:rPr>
-        <w:t>Spotify 一年从推荐流中移除超 5000 万首低质 AI 音乐，调整推荐系统优先展示人类创作者作品</w:t>
+        <w:t>OpenAI 宣布入驻谷歌云平台：进一步拓展其在微软以外的业务，Gemini Agent 和 Antigravity 用户可用最新前沿模型</w:t>
       </w:r>
     </w:p>
     <w:p>
@@ -80,7 +80,7 @@
           <w:color w:val="888888"/>
           <w:sz w:val="18"/>
         </w:rPr>
-        <w:t>来源:IT之家 | 时间:10-21 12:53</w:t>
+        <w:t>来源:IT之家 | 时间:10-21 20:42</w:t>
       </w:r>
     </w:p>
     <w:p>
@@ -97,7 +97,7 @@
             <w:color w:val="0563C1"/>
             <w:u w:val="single"/>
           </w:rPr>
-          <w:t>Spotify 一年从推荐流中移除超 5000 万首低质 AI 音乐，调整推荐系统优先展示人类创作者作品</w:t>
+          <w:t>OpenAI 宣布入驻谷歌云平台：进一步拓展其在微软以外的业务，Gemini Agent 和 Antigravity 用户可用最新前沿模型</w:t>
         </w:r>
       </w:hyperlink>
     </w:p>
@@ -121,7 +121,7 @@
           <w:color w:val="888888"/>
           <w:sz w:val="24"/>
         </w:rPr>
-        <w:t>OpenAI CEO 奥尔特曼被妹妹指控性虐待，案件遭法官驳回</w:t>
+        <w:t>Visa 发布三项商业支付能力：开启 AI 智能体支付试点，预测 B2B 虚拟卡价值 2029 年将达 14.6 万亿美元</w:t>
       </w:r>
     </w:p>
     <w:p>
@@ -131,7 +131,7 @@
           <w:color w:val="888888"/>
           <w:sz w:val="18"/>
         </w:rPr>
-        <w:t>来源:IT之家 | 时间:10-21 10:58</w:t>
+        <w:t>来源:IT之家 | 时间:10-21 20:15</w:t>
       </w:r>
     </w:p>
     <w:p>
@@ -148,7 +148,7 @@
             <w:color w:val="0563C1"/>
             <w:u w:val="single"/>
           </w:rPr>
-          <w:t>OpenAI CEO 奥尔特曼被妹妹指控性虐待，案件遭法官驳回</w:t>
+          <w:t>Visa 发布三项商业支付能力：开启 AI 智能体支付试点，预测 B2B 虚拟卡价值 2029 年将达 14.6 万亿美元</w:t>
         </w:r>
       </w:hyperlink>
     </w:p>
@@ -172,7 +172,7 @@
           <w:color w:val="888888"/>
           <w:sz w:val="24"/>
         </w:rPr>
-        <w:t>消息称亚马逊 AWS 面临数据中心供电瓶颈，AI 算力机架无法按时启用</w:t>
+        <w:t>英伟达黄仁勋称未来电信运营商都将提供 AI 算力，电信基站有望发展成分布式 AI 网络</w:t>
       </w:r>
     </w:p>
     <w:p>
@@ -182,7 +182,7 @@
           <w:color w:val="888888"/>
           <w:sz w:val="18"/>
         </w:rPr>
-        <w:t>来源:IT之家 | 时间:10-21 10:31</w:t>
+        <w:t>来源:IT之家 | 时间:10-21 18:25</w:t>
       </w:r>
     </w:p>
     <w:p>
@@ -199,7 +199,7 @@
             <w:color w:val="0563C1"/>
             <w:u w:val="single"/>
           </w:rPr>
-          <w:t>消息称亚马逊 AWS 面临数据中心供电瓶颈，AI 算力机架无法按时启用</w:t>
+          <w:t>英伟达黄仁勋称未来电信运营商都将提供 AI 算力，电信基站有望发展成分布式 AI 网络</w:t>
         </w:r>
       </w:hyperlink>
     </w:p>
@@ -223,7 +223,7 @@
           <w:color w:val="888888"/>
           <w:sz w:val="24"/>
         </w:rPr>
-        <w:t>微软优化 Win11 文件管理器 OneDrive 右键菜单：统一 AI 访问入口</w:t>
+        <w:t>IDC 首份汽车 AI 座舱市场跟踪报告发布，2026 上半年火山引擎份额第一、阿里第二</w:t>
       </w:r>
     </w:p>
     <w:p>
@@ -233,7 +233,7 @@
           <w:color w:val="888888"/>
           <w:sz w:val="18"/>
         </w:rPr>
-        <w:t>来源:IT之家 | 时间:10-21 10:18</w:t>
+        <w:t>来源:IT之家 | 时间:10-21 16:50</w:t>
       </w:r>
     </w:p>
     <w:p>
@@ -250,7 +250,7 @@
             <w:color w:val="0563C1"/>
             <w:u w:val="single"/>
           </w:rPr>
-          <w:t>微软优化 Win11 文件管理器 OneDrive 右键菜单：统一 AI 访问入口</w:t>
+          <w:t>IDC 首份汽车 AI 座舱市场跟踪报告发布，2026 上半年火山引擎份额第一、阿里第二</w:t>
         </w:r>
       </w:hyperlink>
     </w:p>
@@ -274,7 +274,7 @@
           <w:color w:val="888888"/>
           <w:sz w:val="24"/>
         </w:rPr>
-        <w:t>开源项目让《塞尔达传说：王国之泪》原生运行于 Apple Silicon，苹果 M4 MacBook Air 稳定 90 帧</w:t>
+        <w:t>苹果 AirPods 5 全国国补 999 → 755 元，AirPods Pro 3 限地区 1178 元再降新低</w:t>
       </w:r>
     </w:p>
     <w:p>
@@ -284,7 +284,7 @@
           <w:color w:val="888888"/>
           <w:sz w:val="18"/>
         </w:rPr>
-        <w:t>来源:IT之家 | 时间:10-21 10:11</w:t>
+        <w:t>来源:IT之家 | 时间:10-21 14:07</w:t>
       </w:r>
     </w:p>
     <w:p>
@@ -301,7 +301,7 @@
             <w:color w:val="0563C1"/>
             <w:u w:val="single"/>
           </w:rPr>
-          <w:t>开源项目让《塞尔达传说：王国之泪》原生运行于 Apple Silicon，苹果 M4 MacBook Air 稳定 90 帧</w:t>
+          <w:t>苹果 AirPods 5 全国国补 999 → 755 元，AirPods Pro 3 限地区 1178 元再降新低</w:t>
         </w:r>
       </w:hyperlink>
     </w:p>
@@ -325,7 +325,7 @@
           <w:color w:val="888888"/>
           <w:sz w:val="24"/>
         </w:rPr>
-        <w:t>SpaceX 第三季度 AI（SI）支出再创新高，相关业务收入 76 亿美元首超星链</w:t>
+        <w:t>端侧AI爆发前夜，巨头们把“赌注”押在智能眼镜上</w:t>
       </w:r>
     </w:p>
     <w:p>
@@ -335,7 +335,7 @@
           <w:color w:val="888888"/>
           <w:sz w:val="18"/>
         </w:rPr>
-        <w:t>来源:IT之家 | 时间:10-21 09:38</w:t>
+        <w:t>来源:Bing新闻 | 时间:10-21 13:03</w:t>
       </w:r>
     </w:p>
     <w:p>
@@ -352,7 +352,7 @@
             <w:color w:val="0563C1"/>
             <w:u w:val="single"/>
           </w:rPr>
-          <w:t>SpaceX 第三季度 AI（SI）支出再创新高，相关业务收入 76 亿美元首超星链</w:t>
+          <w:t>端侧AI爆发前夜，巨头们把“赌注”押在智能眼镜上</w:t>
         </w:r>
       </w:hyperlink>
     </w:p>
@@ -376,7 +376,7 @@
           <w:color w:val="888888"/>
           <w:sz w:val="24"/>
         </w:rPr>
-        <w:t>AI眼镜行业迈向成长期 18只概念股获机构密集调研</w:t>
+        <w:t>Good type against all odds</w:t>
       </w:r>
     </w:p>
     <w:p>
@@ -386,7 +386,7 @@
           <w:color w:val="888888"/>
           <w:sz w:val="18"/>
         </w:rPr>
-        <w:t>来源:Bing新闻 | 时间:10-21 04:33</w:t>
+        <w:t>来源:Hacker News | 时间:10-21 09:45</w:t>
       </w:r>
     </w:p>
     <w:p>
@@ -403,7 +403,7 @@
             <w:color w:val="0563C1"/>
             <w:u w:val="single"/>
           </w:rPr>
-          <w:t>AI眼镜行业迈向成长期 18只概念股获机构密集调研</w:t>
+          <w:t>Good type against all odds</w:t>
         </w:r>
       </w:hyperlink>
     </w:p>
@@ -418,7 +418,7 @@
           <w:color w:val="888888"/>
           <w:sz w:val="24"/>
         </w:rPr>
-        <w:t>【C级·参考|本地】</w:t>
+        <w:t>【C级·参考】</w:t>
       </w:r>
       <w:r>
         <w:rPr>
@@ -427,7 +427,7 @@
           <w:color w:val="888888"/>
           <w:sz w:val="24"/>
         </w:rPr>
-        <w:t>深圳APEC在际 控制在RM244 华强北AI眼镜 惊艳外国客</w:t>
+        <w:t>“AI垃圾横行”？8200款游戏冲爆Steam新品节，“玩家不满、开发者担忧”</w:t>
       </w:r>
     </w:p>
     <w:p>
@@ -437,7 +437,7 @@
           <w:color w:val="888888"/>
           <w:sz w:val="18"/>
         </w:rPr>
-        <w:t>来源:Bing新闻 | 时间:10-21 01:00</w:t>
+        <w:t>来源:GameLook | 时间:10-21 09:39</w:t>
       </w:r>
     </w:p>
     <w:p>
@@ -454,7 +454,7 @@
             <w:color w:val="0563C1"/>
             <w:u w:val="single"/>
           </w:rPr>
-          <w:t>深圳APEC在际 控制在RM244 华强北AI眼镜 惊艳外国客</w:t>
+          <w:t>“AI垃圾横行”？8200款游戏冲爆Steam新品节，“玩家不满、开发者担忧”</w:t>
         </w:r>
       </w:hyperlink>
     </w:p>
@@ -488,7 +488,7 @@
           <w:color w:val="888888"/>
           <w:sz w:val="18"/>
         </w:rPr>
-        <w:t>来源:Bing新闻 | 时间:10-20 18:42</w:t>
+        <w:t>来源:Bing新闻 | 时间:10-21 08:42</w:t>
       </w:r>
     </w:p>
     <w:p>
@@ -506,363 +506,6 @@
             <w:u w:val="single"/>
           </w:rPr>
           <w:t>AI眼镜行业迎来爆发期：18只概念股被机构热捧！</w:t>
-        </w:r>
-      </w:hyperlink>
-    </w:p>
-    <w:p>
-      <w:pPr>
-        <w:pStyle w:val="Heading3"/>
-      </w:pPr>
-      <w:r>
-        <w:rPr>
-          <w:rFonts w:ascii="Times New Roman" w:hAnsi="Times New Roman" w:eastAsia="黑体"/>
-          <w:b w:val="0"/>
-          <w:color w:val="888888"/>
-          <w:sz w:val="24"/>
-        </w:rPr>
-        <w:t>【C级·参考】</w:t>
-      </w:r>
-      <w:r>
-        <w:rPr>
-          <w:rFonts w:ascii="Times New Roman" w:hAnsi="Times New Roman" w:eastAsia="黑体"/>
-          <w:b w:val="0"/>
-          <w:color w:val="888888"/>
-          <w:sz w:val="24"/>
-        </w:rPr>
-        <w:t>DeepInfer: High-performance inference framework for DeepSeek models</w:t>
-      </w:r>
-    </w:p>
-    <w:p>
-      <w:r>
-        <w:rPr>
-          <w:rFonts w:ascii="Times New Roman" w:hAnsi="Times New Roman" w:eastAsia="宋体"/>
-          <w:color w:val="888888"/>
-          <w:sz w:val="18"/>
-        </w:rPr>
-        <w:t>来源:Hacker News | 时间:10-20 17:08</w:t>
-      </w:r>
-    </w:p>
-    <w:p>
-      <w:r>
-        <w:rPr>
-          <w:rFonts w:ascii="Times New Roman" w:hAnsi="Times New Roman" w:eastAsia="宋体"/>
-          <w:sz w:val="18"/>
-        </w:rPr>
-        <w:t>链接:</w:t>
-      </w:r>
-      <w:hyperlink r:id="rId18">
-        <w:r>
-          <w:rPr>
-            <w:color w:val="0563C1"/>
-            <w:u w:val="single"/>
-          </w:rPr>
-          <w:t>DeepInfer: High-performance inference framework for DeepSeek models</w:t>
-        </w:r>
-      </w:hyperlink>
-    </w:p>
-    <w:p>
-      <w:pPr>
-        <w:pStyle w:val="Heading3"/>
-      </w:pPr>
-      <w:r>
-        <w:rPr>
-          <w:rFonts w:ascii="Times New Roman" w:hAnsi="Times New Roman" w:eastAsia="黑体"/>
-          <w:b w:val="0"/>
-          <w:color w:val="888888"/>
-          <w:sz w:val="24"/>
-        </w:rPr>
-        <w:t>【C级·参考】</w:t>
-      </w:r>
-      <w:r>
-        <w:rPr>
-          <w:rFonts w:ascii="Times New Roman" w:hAnsi="Times New Roman" w:eastAsia="黑体"/>
-          <w:b w:val="0"/>
-          <w:color w:val="888888"/>
-          <w:sz w:val="24"/>
-        </w:rPr>
-        <w:t>「钱」流向了哪？ 2026 AI/AR 眼镜融资变化</w:t>
-      </w:r>
-    </w:p>
-    <w:p>
-      <w:r>
-        <w:rPr>
-          <w:rFonts w:ascii="Times New Roman" w:hAnsi="Times New Roman" w:eastAsia="宋体"/>
-          <w:color w:val="888888"/>
-          <w:sz w:val="18"/>
-        </w:rPr>
-        <w:t>来源:Bing新闻 | 时间:10-20 15:16</w:t>
-      </w:r>
-    </w:p>
-    <w:p>
-      <w:r>
-        <w:rPr>
-          <w:rFonts w:ascii="Times New Roman" w:hAnsi="Times New Roman" w:eastAsia="宋体"/>
-          <w:sz w:val="18"/>
-        </w:rPr>
-        <w:t>链接:</w:t>
-      </w:r>
-      <w:hyperlink r:id="rId19">
-        <w:r>
-          <w:rPr>
-            <w:color w:val="0563C1"/>
-            <w:u w:val="single"/>
-          </w:rPr>
-          <w:t>「钱」流向了哪？ 2026 AI/AR 眼镜融资变化</w:t>
-        </w:r>
-      </w:hyperlink>
-    </w:p>
-    <w:p>
-      <w:pPr>
-        <w:pStyle w:val="Heading3"/>
-      </w:pPr>
-      <w:r>
-        <w:rPr>
-          <w:rFonts w:ascii="Times New Roman" w:hAnsi="Times New Roman" w:eastAsia="黑体"/>
-          <w:b w:val="0"/>
-          <w:color w:val="888888"/>
-          <w:sz w:val="24"/>
-        </w:rPr>
-        <w:t>【C级·参考】</w:t>
-      </w:r>
-      <w:r>
-        <w:rPr>
-          <w:rFonts w:ascii="Times New Roman" w:hAnsi="Times New Roman" w:eastAsia="黑体"/>
-          <w:b w:val="0"/>
-          <w:color w:val="888888"/>
-          <w:sz w:val="24"/>
-        </w:rPr>
-        <w:t>观察 | 极米、大眼橙挺进AI眼镜赛道，投影厂商的眼前战场从厅卧延伸到脸上</w:t>
-      </w:r>
-    </w:p>
-    <w:p>
-      <w:r>
-        <w:rPr>
-          <w:rFonts w:ascii="Times New Roman" w:hAnsi="Times New Roman" w:eastAsia="宋体"/>
-          <w:color w:val="888888"/>
-          <w:sz w:val="18"/>
-        </w:rPr>
-        <w:t>来源:Bing新闻 | 时间:10-20 15:02</w:t>
-      </w:r>
-    </w:p>
-    <w:p>
-      <w:r>
-        <w:rPr>
-          <w:rFonts w:ascii="Times New Roman" w:hAnsi="Times New Roman" w:eastAsia="宋体"/>
-          <w:sz w:val="18"/>
-        </w:rPr>
-        <w:t>链接:</w:t>
-      </w:r>
-      <w:hyperlink r:id="rId20">
-        <w:r>
-          <w:rPr>
-            <w:color w:val="0563C1"/>
-            <w:u w:val="single"/>
-          </w:rPr>
-          <w:t>观察 | 极米、大眼橙挺进AI眼镜赛道，投影厂商的眼前战场从厅卧延伸到脸上</w:t>
-        </w:r>
-      </w:hyperlink>
-    </w:p>
-    <w:p>
-      <w:pPr>
-        <w:pStyle w:val="Heading3"/>
-      </w:pPr>
-      <w:r>
-        <w:rPr>
-          <w:rFonts w:ascii="Times New Roman" w:hAnsi="Times New Roman" w:eastAsia="黑体"/>
-          <w:b w:val="0"/>
-          <w:color w:val="888888"/>
-          <w:sz w:val="24"/>
-        </w:rPr>
-        <w:t>【C级·参考】</w:t>
-      </w:r>
-      <w:r>
-        <w:rPr>
-          <w:rFonts w:ascii="Times New Roman" w:hAnsi="Times New Roman" w:eastAsia="黑体"/>
-          <w:b w:val="0"/>
-          <w:color w:val="888888"/>
-          <w:sz w:val="24"/>
-        </w:rPr>
-        <w:t>xMEMS 开始量产用于 AI 眼镜和数据中心硬件的固态散热芯片</w:t>
-      </w:r>
-    </w:p>
-    <w:p>
-      <w:r>
-        <w:rPr>
-          <w:rFonts w:ascii="Times New Roman" w:hAnsi="Times New Roman" w:eastAsia="宋体"/>
-          <w:color w:val="888888"/>
-          <w:sz w:val="18"/>
-        </w:rPr>
-        <w:t>来源:Bing新闻 | 时间:10-20 14:23</w:t>
-      </w:r>
-    </w:p>
-    <w:p>
-      <w:r>
-        <w:rPr>
-          <w:rFonts w:ascii="Times New Roman" w:hAnsi="Times New Roman" w:eastAsia="宋体"/>
-          <w:sz w:val="18"/>
-        </w:rPr>
-        <w:t>链接:</w:t>
-      </w:r>
-      <w:hyperlink r:id="rId21">
-        <w:r>
-          <w:rPr>
-            <w:color w:val="0563C1"/>
-            <w:u w:val="single"/>
-          </w:rPr>
-          <w:t>xMEMS 开始量产用于 AI 眼镜和数据中心硬件的固态散热芯片</w:t>
-        </w:r>
-      </w:hyperlink>
-    </w:p>
-    <w:p>
-      <w:pPr>
-        <w:pStyle w:val="Heading3"/>
-      </w:pPr>
-      <w:r>
-        <w:rPr>
-          <w:rFonts w:ascii="Times New Roman" w:hAnsi="Times New Roman" w:eastAsia="黑体"/>
-          <w:b w:val="0"/>
-          <w:color w:val="888888"/>
-          <w:sz w:val="24"/>
-        </w:rPr>
-        <w:t>【C级·参考】</w:t>
-      </w:r>
-      <w:r>
-        <w:rPr>
-          <w:rFonts w:ascii="Times New Roman" w:hAnsi="Times New Roman" w:eastAsia="黑体"/>
-          <w:b w:val="0"/>
-          <w:color w:val="888888"/>
-          <w:sz w:val="24"/>
-        </w:rPr>
-        <w:t>集人形机器人+AI眼镜+储能于一身，300115底部涨停！AI眼镜潜在市场巨大，多只概念股“超跌”</w:t>
-      </w:r>
-    </w:p>
-    <w:p>
-      <w:r>
-        <w:rPr>
-          <w:rFonts w:ascii="Times New Roman" w:hAnsi="Times New Roman" w:eastAsia="宋体"/>
-          <w:color w:val="888888"/>
-          <w:sz w:val="18"/>
-        </w:rPr>
-        <w:t>来源:Bing新闻 | 时间:10-20 12:59</w:t>
-      </w:r>
-    </w:p>
-    <w:p>
-      <w:r>
-        <w:rPr>
-          <w:rFonts w:ascii="Times New Roman" w:hAnsi="Times New Roman" w:eastAsia="宋体"/>
-          <w:sz w:val="18"/>
-        </w:rPr>
-        <w:t>链接:</w:t>
-      </w:r>
-      <w:hyperlink r:id="rId22">
-        <w:r>
-          <w:rPr>
-            <w:color w:val="0563C1"/>
-            <w:u w:val="single"/>
-          </w:rPr>
-          <w:t>集人形机器人+AI眼镜+储能于一身，300115底部涨停！AI眼镜潜在市场巨大，多只概念股“超跌”</w:t>
-        </w:r>
-      </w:hyperlink>
-    </w:p>
-    <w:p>
-      <w:pPr>
-        <w:pStyle w:val="Heading3"/>
-      </w:pPr>
-      <w:r>
-        <w:rPr>
-          <w:rFonts w:ascii="Times New Roman" w:hAnsi="Times New Roman" w:eastAsia="黑体"/>
-          <w:b w:val="0"/>
-          <w:color w:val="888888"/>
-          <w:sz w:val="24"/>
-        </w:rPr>
-        <w:t>【C级·参考】</w:t>
-      </w:r>
-      <w:r>
-        <w:rPr>
-          <w:rFonts w:ascii="Times New Roman" w:hAnsi="Times New Roman" w:eastAsia="黑体"/>
-          <w:b w:val="0"/>
-          <w:color w:val="888888"/>
-          <w:sz w:val="24"/>
-        </w:rPr>
-        <w:t>A股异动丨英伟达GTC聚焦物理AI，AI眼镜概念全线走强，长盈精密20CM涨停</w:t>
-      </w:r>
-    </w:p>
-    <w:p>
-      <w:r>
-        <w:rPr>
-          <w:rFonts w:ascii="Times New Roman" w:hAnsi="Times New Roman" w:eastAsia="宋体"/>
-          <w:color w:val="888888"/>
-          <w:sz w:val="18"/>
-        </w:rPr>
-        <w:t>来源:Bing新闻 | 时间:10-20 06:42</w:t>
-      </w:r>
-    </w:p>
-    <w:p>
-      <w:r>
-        <w:rPr>
-          <w:rFonts w:ascii="Times New Roman" w:hAnsi="Times New Roman" w:eastAsia="宋体"/>
-          <w:sz w:val="18"/>
-        </w:rPr>
-        <w:t>链接:</w:t>
-      </w:r>
-      <w:hyperlink r:id="rId23">
-        <w:r>
-          <w:rPr>
-            <w:color w:val="0563C1"/>
-            <w:u w:val="single"/>
-          </w:rPr>
-          <w:t>A股异动丨英伟达GTC聚焦物理AI，AI眼镜概念全线走强，长盈精密20CM涨停</w:t>
-        </w:r>
-      </w:hyperlink>
-    </w:p>
-    <w:p>
-      <w:pPr>
-        <w:pStyle w:val="Heading3"/>
-      </w:pPr>
-      <w:r>
-        <w:rPr>
-          <w:rFonts w:ascii="Times New Roman" w:hAnsi="Times New Roman" w:eastAsia="黑体"/>
-          <w:b w:val="0"/>
-          <w:color w:val="888888"/>
-          <w:sz w:val="24"/>
-        </w:rPr>
-        <w:t>【C级·参考】</w:t>
-      </w:r>
-      <w:r>
-        <w:rPr>
-          <w:rFonts w:ascii="Times New Roman" w:hAnsi="Times New Roman" w:eastAsia="黑体"/>
-          <w:b w:val="0"/>
-          <w:color w:val="888888"/>
-          <w:sz w:val="24"/>
-        </w:rPr>
-        <w:t>戴AI眼镜的人越来越多，不戴的人开始有意见了</w:t>
-      </w:r>
-    </w:p>
-    <w:p>
-      <w:r>
-        <w:rPr>
-          <w:rFonts w:ascii="Times New Roman" w:hAnsi="Times New Roman" w:eastAsia="宋体"/>
-          <w:color w:val="888888"/>
-          <w:sz w:val="18"/>
-        </w:rPr>
-        <w:t>来源:Bing新闻 | 时间:10-19 17:03</w:t>
-      </w:r>
-    </w:p>
-    <w:p>
-      <w:r>
-        <w:rPr>
-          <w:rFonts w:ascii="Times New Roman" w:hAnsi="Times New Roman" w:eastAsia="宋体"/>
-          <w:sz w:val="18"/>
-        </w:rPr>
-        <w:t>链接:</w:t>
-      </w:r>
-      <w:hyperlink r:id="rId24">
-        <w:r>
-          <w:rPr>
-            <w:color w:val="0563C1"/>
-            <w:u w:val="single"/>
-          </w:rPr>
-          <w:t>戴AI眼镜的人越来越多，不戴的人开始有意见了</w:t>
         </w:r>
       </w:hyperlink>
     </w:p>
@@ -898,7 +541,7 @@
           <w:color w:val="888888"/>
           <w:sz w:val="24"/>
         </w:rPr>
-        <w:t>中国电信孵化的具身公司“伽马智能”成立，推进人形机器人“自进化”</w:t>
+        <w:t>奇瑞旗下墨甲机器人首款消费级家庭陪伴人形机器人“墨宝”发布：身高 0.9 米，22 个自由度支持行走与身体表达</w:t>
       </w:r>
     </w:p>
     <w:p>
@@ -908,7 +551,7 @@
           <w:color w:val="888888"/>
           <w:sz w:val="18"/>
         </w:rPr>
-        <w:t>来源:IT之家 | 时间:10-21 13:18</w:t>
+        <w:t>来源:IT之家 | 时间:10-21 17:48</w:t>
       </w:r>
     </w:p>
     <w:p>
@@ -919,13 +562,13 @@
         </w:rPr>
         <w:t>链接:</w:t>
       </w:r>
-      <w:hyperlink r:id="rId25">
+      <w:hyperlink r:id="rId18">
         <w:r>
           <w:rPr>
             <w:color w:val="0563C1"/>
             <w:u w:val="single"/>
           </w:rPr>
-          <w:t>中国电信孵化的具身公司“伽马智能”成立，推进人形机器人“自进化”</w:t>
+          <w:t>奇瑞旗下墨甲机器人首款消费级家庭陪伴人形机器人“墨宝”发布：身高 0.9 米，22 个自由度支持行走与身体表达</w:t>
         </w:r>
       </w:hyperlink>
     </w:p>
@@ -961,7 +604,7 @@
           <w:color w:val="888888"/>
           <w:sz w:val="24"/>
         </w:rPr>
-        <w:t>Momenta 曹旭东：2028 年有望迎来 L4 自动驾驶规模化拐点</w:t>
+        <w:t>首批 L3 级自动驾驶“证”规军，深蓝 SL03 汽车“小蓝灯”持证上岗</w:t>
       </w:r>
     </w:p>
     <w:p>
@@ -971,7 +614,364 @@
           <w:color w:val="888888"/>
           <w:sz w:val="18"/>
         </w:rPr>
-        <w:t>来源:IT之家 | 时间:10-21 10:41</w:t>
+        <w:t>来源:IT之家 | 时间:10-21 20:20</w:t>
+      </w:r>
+    </w:p>
+    <w:p>
+      <w:r>
+        <w:rPr>
+          <w:rFonts w:ascii="Times New Roman" w:hAnsi="Times New Roman" w:eastAsia="宋体"/>
+          <w:sz w:val="18"/>
+        </w:rPr>
+        <w:t>链接:</w:t>
+      </w:r>
+      <w:hyperlink r:id="rId19">
+        <w:r>
+          <w:rPr>
+            <w:color w:val="0563C1"/>
+            <w:u w:val="single"/>
+          </w:rPr>
+          <w:t>首批 L3 级自动驾驶“证”规军，深蓝 SL03 汽车“小蓝灯”持证上岗</w:t>
+        </w:r>
+      </w:hyperlink>
+    </w:p>
+    <w:p>
+      <w:pPr>
+        <w:pStyle w:val="Heading3"/>
+      </w:pPr>
+      <w:r>
+        <w:rPr>
+          <w:rFonts w:ascii="Times New Roman" w:hAnsi="Times New Roman" w:eastAsia="黑体"/>
+          <w:b w:val="0"/>
+          <w:color w:val="888888"/>
+          <w:sz w:val="24"/>
+        </w:rPr>
+        <w:t>【C级·参考】</w:t>
+      </w:r>
+      <w:r>
+        <w:rPr>
+          <w:rFonts w:ascii="Times New Roman" w:hAnsi="Times New Roman" w:eastAsia="黑体"/>
+          <w:b w:val="0"/>
+          <w:color w:val="888888"/>
+          <w:sz w:val="24"/>
+        </w:rPr>
+        <w:t>奇瑞捷途山海 L7 PLUS 新版本车型 10 月 24 日上市，搭载猎鹰智驾系统</w:t>
+      </w:r>
+    </w:p>
+    <w:p>
+      <w:r>
+        <w:rPr>
+          <w:rFonts w:ascii="Times New Roman" w:hAnsi="Times New Roman" w:eastAsia="宋体"/>
+          <w:color w:val="888888"/>
+          <w:sz w:val="18"/>
+        </w:rPr>
+        <w:t>来源:IT之家 | 时间:10-21 19:29</w:t>
+      </w:r>
+    </w:p>
+    <w:p>
+      <w:r>
+        <w:rPr>
+          <w:rFonts w:ascii="Times New Roman" w:hAnsi="Times New Roman" w:eastAsia="宋体"/>
+          <w:sz w:val="18"/>
+        </w:rPr>
+        <w:t>链接:</w:t>
+      </w:r>
+      <w:hyperlink r:id="rId20">
+        <w:r>
+          <w:rPr>
+            <w:color w:val="0563C1"/>
+            <w:u w:val="single"/>
+          </w:rPr>
+          <w:t>奇瑞捷途山海 L7 PLUS 新版本车型 10 月 24 日上市，搭载猎鹰智驾系统</w:t>
+        </w:r>
+      </w:hyperlink>
+    </w:p>
+    <w:p>
+      <w:pPr>
+        <w:pStyle w:val="Heading3"/>
+      </w:pPr>
+      <w:r>
+        <w:rPr>
+          <w:rFonts w:ascii="Times New Roman" w:hAnsi="Times New Roman" w:eastAsia="黑体"/>
+          <w:b w:val="0"/>
+          <w:color w:val="888888"/>
+          <w:sz w:val="24"/>
+        </w:rPr>
+        <w:t>【C级·参考】</w:t>
+      </w:r>
+      <w:r>
+        <w:rPr>
+          <w:rFonts w:ascii="Times New Roman" w:hAnsi="Times New Roman" w:eastAsia="黑体"/>
+          <w:b w:val="0"/>
+          <w:color w:val="888888"/>
+          <w:sz w:val="24"/>
+        </w:rPr>
+        <w:t>蔚来李斌：用户不愿意付钱，自动驾驶讲得再好也没有真正创造用户价值</w:t>
+      </w:r>
+    </w:p>
+    <w:p>
+      <w:r>
+        <w:rPr>
+          <w:rFonts w:ascii="Times New Roman" w:hAnsi="Times New Roman" w:eastAsia="宋体"/>
+          <w:color w:val="888888"/>
+          <w:sz w:val="18"/>
+        </w:rPr>
+        <w:t>来源:IT之家 | 时间:10-21 18:20</w:t>
+      </w:r>
+    </w:p>
+    <w:p>
+      <w:r>
+        <w:rPr>
+          <w:rFonts w:ascii="Times New Roman" w:hAnsi="Times New Roman" w:eastAsia="宋体"/>
+          <w:sz w:val="18"/>
+        </w:rPr>
+        <w:t>链接:</w:t>
+      </w:r>
+      <w:hyperlink r:id="rId21">
+        <w:r>
+          <w:rPr>
+            <w:color w:val="0563C1"/>
+            <w:u w:val="single"/>
+          </w:rPr>
+          <w:t>蔚来李斌：用户不愿意付钱，自动驾驶讲得再好也没有真正创造用户价值</w:t>
+        </w:r>
+      </w:hyperlink>
+    </w:p>
+    <w:p>
+      <w:pPr>
+        <w:pStyle w:val="Heading3"/>
+      </w:pPr>
+      <w:r>
+        <w:rPr>
+          <w:rFonts w:ascii="Times New Roman" w:hAnsi="Times New Roman" w:eastAsia="黑体"/>
+          <w:b w:val="0"/>
+          <w:color w:val="888888"/>
+          <w:sz w:val="24"/>
+        </w:rPr>
+        <w:t>【C级·参考】</w:t>
+      </w:r>
+      <w:r>
+        <w:rPr>
+          <w:rFonts w:ascii="Times New Roman" w:hAnsi="Times New Roman" w:eastAsia="黑体"/>
+          <w:b w:val="0"/>
+          <w:color w:val="888888"/>
+          <w:sz w:val="24"/>
+        </w:rPr>
+        <w:t>华为靳玉志：以真实数据建立用户信任，是自动驾驶规模化商用落地的关键</w:t>
+      </w:r>
+    </w:p>
+    <w:p>
+      <w:r>
+        <w:rPr>
+          <w:rFonts w:ascii="Times New Roman" w:hAnsi="Times New Roman" w:eastAsia="宋体"/>
+          <w:color w:val="888888"/>
+          <w:sz w:val="18"/>
+        </w:rPr>
+        <w:t>来源:IT之家 | 时间:10-21 17:46</w:t>
+      </w:r>
+    </w:p>
+    <w:p>
+      <w:r>
+        <w:rPr>
+          <w:rFonts w:ascii="Times New Roman" w:hAnsi="Times New Roman" w:eastAsia="宋体"/>
+          <w:sz w:val="18"/>
+        </w:rPr>
+        <w:t>链接:</w:t>
+      </w:r>
+      <w:hyperlink r:id="rId22">
+        <w:r>
+          <w:rPr>
+            <w:color w:val="0563C1"/>
+            <w:u w:val="single"/>
+          </w:rPr>
+          <w:t>华为靳玉志：以真实数据建立用户信任，是自动驾驶规模化商用落地的关键</w:t>
+        </w:r>
+      </w:hyperlink>
+    </w:p>
+    <w:p>
+      <w:pPr>
+        <w:pStyle w:val="Heading3"/>
+      </w:pPr>
+      <w:r>
+        <w:rPr>
+          <w:rFonts w:ascii="Times New Roman" w:hAnsi="Times New Roman" w:eastAsia="黑体"/>
+          <w:b w:val="0"/>
+          <w:color w:val="888888"/>
+          <w:sz w:val="24"/>
+        </w:rPr>
+        <w:t>【C级·参考】</w:t>
+      </w:r>
+      <w:r>
+        <w:rPr>
+          <w:rFonts w:ascii="Times New Roman" w:hAnsi="Times New Roman" w:eastAsia="黑体"/>
+          <w:b w:val="0"/>
+          <w:color w:val="888888"/>
+          <w:sz w:val="24"/>
+        </w:rPr>
+        <w:t>小鹏汽车董事长何小鹏称 L3 安全性没有变好，自动驾驶应该跳过 L3</w:t>
+      </w:r>
+    </w:p>
+    <w:p>
+      <w:r>
+        <w:rPr>
+          <w:rFonts w:ascii="Times New Roman" w:hAnsi="Times New Roman" w:eastAsia="宋体"/>
+          <w:color w:val="888888"/>
+          <w:sz w:val="18"/>
+        </w:rPr>
+        <w:t>来源:IT之家 | 时间:10-21 17:40</w:t>
+      </w:r>
+    </w:p>
+    <w:p>
+      <w:r>
+        <w:rPr>
+          <w:rFonts w:ascii="Times New Roman" w:hAnsi="Times New Roman" w:eastAsia="宋体"/>
+          <w:sz w:val="18"/>
+        </w:rPr>
+        <w:t>链接:</w:t>
+      </w:r>
+      <w:hyperlink r:id="rId23">
+        <w:r>
+          <w:rPr>
+            <w:color w:val="0563C1"/>
+            <w:u w:val="single"/>
+          </w:rPr>
+          <w:t>小鹏汽车董事长何小鹏称 L3 安全性没有变好，自动驾驶应该跳过 L3</w:t>
+        </w:r>
+      </w:hyperlink>
+    </w:p>
+    <w:p>
+      <w:pPr>
+        <w:pStyle w:val="Heading3"/>
+      </w:pPr>
+      <w:r>
+        <w:rPr>
+          <w:rFonts w:ascii="Times New Roman" w:hAnsi="Times New Roman" w:eastAsia="黑体"/>
+          <w:b w:val="0"/>
+          <w:color w:val="888888"/>
+          <w:sz w:val="24"/>
+        </w:rPr>
+        <w:t>【C级·参考】</w:t>
+      </w:r>
+      <w:r>
+        <w:rPr>
+          <w:rFonts w:ascii="Times New Roman" w:hAnsi="Times New Roman" w:eastAsia="黑体"/>
+          <w:b w:val="0"/>
+          <w:color w:val="888888"/>
+          <w:sz w:val="24"/>
+        </w:rPr>
+        <w:t>靳玉志称自动驾驶对安全的要求会变得更高，重申华为引望电子螺丝钉定位</w:t>
+      </w:r>
+    </w:p>
+    <w:p>
+      <w:r>
+        <w:rPr>
+          <w:rFonts w:ascii="Times New Roman" w:hAnsi="Times New Roman" w:eastAsia="宋体"/>
+          <w:color w:val="888888"/>
+          <w:sz w:val="18"/>
+        </w:rPr>
+        <w:t>来源:IT之家 | 时间:10-21 17:17</w:t>
+      </w:r>
+    </w:p>
+    <w:p>
+      <w:r>
+        <w:rPr>
+          <w:rFonts w:ascii="Times New Roman" w:hAnsi="Times New Roman" w:eastAsia="宋体"/>
+          <w:sz w:val="18"/>
+        </w:rPr>
+        <w:t>链接:</w:t>
+      </w:r>
+      <w:hyperlink r:id="rId24">
+        <w:r>
+          <w:rPr>
+            <w:color w:val="0563C1"/>
+            <w:u w:val="single"/>
+          </w:rPr>
+          <w:t>靳玉志称自动驾驶对安全的要求会变得更高，重申华为引望电子螺丝钉定位</w:t>
+        </w:r>
+      </w:hyperlink>
+    </w:p>
+    <w:p>
+      <w:pPr>
+        <w:pStyle w:val="Heading3"/>
+      </w:pPr>
+      <w:r>
+        <w:rPr>
+          <w:rFonts w:ascii="Times New Roman" w:hAnsi="Times New Roman" w:eastAsia="黑体"/>
+          <w:b w:val="0"/>
+          <w:color w:val="888888"/>
+          <w:sz w:val="24"/>
+        </w:rPr>
+        <w:t>【C级·参考】</w:t>
+      </w:r>
+      <w:r>
+        <w:rPr>
+          <w:rFonts w:ascii="Times New Roman" w:hAnsi="Times New Roman" w:eastAsia="黑体"/>
+          <w:b w:val="0"/>
+          <w:color w:val="888888"/>
+          <w:sz w:val="24"/>
+        </w:rPr>
+        <w:t>华为靳玉志谈自动驾驶进入“下半场”</w:t>
+      </w:r>
+    </w:p>
+    <w:p>
+      <w:r>
+        <w:rPr>
+          <w:rFonts w:ascii="Times New Roman" w:hAnsi="Times New Roman" w:eastAsia="宋体"/>
+          <w:color w:val="888888"/>
+          <w:sz w:val="18"/>
+        </w:rPr>
+        <w:t>来源:IT之家 | 时间:10-21 17:14</w:t>
+      </w:r>
+    </w:p>
+    <w:p>
+      <w:r>
+        <w:rPr>
+          <w:rFonts w:ascii="Times New Roman" w:hAnsi="Times New Roman" w:eastAsia="宋体"/>
+          <w:sz w:val="18"/>
+        </w:rPr>
+        <w:t>链接:</w:t>
+      </w:r>
+      <w:hyperlink r:id="rId25">
+        <w:r>
+          <w:rPr>
+            <w:color w:val="0563C1"/>
+            <w:u w:val="single"/>
+          </w:rPr>
+          <w:t>华为靳玉志谈自动驾驶进入“下半场”</w:t>
+        </w:r>
+      </w:hyperlink>
+    </w:p>
+    <w:p>
+      <w:pPr>
+        <w:pStyle w:val="Heading3"/>
+      </w:pPr>
+      <w:r>
+        <w:rPr>
+          <w:rFonts w:ascii="Times New Roman" w:hAnsi="Times New Roman" w:eastAsia="黑体"/>
+          <w:b w:val="0"/>
+          <w:color w:val="888888"/>
+          <w:sz w:val="24"/>
+        </w:rPr>
+        <w:t>【C级·参考】</w:t>
+      </w:r>
+      <w:r>
+        <w:rPr>
+          <w:rFonts w:ascii="Times New Roman" w:hAnsi="Times New Roman" w:eastAsia="黑体"/>
+          <w:b w:val="0"/>
+          <w:color w:val="888888"/>
+          <w:sz w:val="24"/>
+        </w:rPr>
+        <w:t>比亚迪杨冬生：L3 级别有条件自动驾驶有希望在 2028 年落地</w:t>
+      </w:r>
+    </w:p>
+    <w:p>
+      <w:r>
+        <w:rPr>
+          <w:rFonts w:ascii="Times New Roman" w:hAnsi="Times New Roman" w:eastAsia="宋体"/>
+          <w:color w:val="888888"/>
+          <w:sz w:val="18"/>
+        </w:rPr>
+        <w:t>来源:IT之家 | 时间:10-21 17:04</w:t>
       </w:r>
     </w:p>
     <w:p>
@@ -988,7 +988,7 @@
             <w:color w:val="0563C1"/>
             <w:u w:val="single"/>
           </w:rPr>
-          <w:t>Momenta 曹旭东：2028 年有望迎来 L4 自动驾驶规模化拐点</w:t>
+          <w:t>比亚迪杨冬生：L3 级别有条件自动驾驶有希望在 2028 年落地</w:t>
         </w:r>
       </w:hyperlink>
     </w:p>
@@ -1041,7 +1041,7 @@
           <w:color w:val="888888"/>
           <w:sz w:val="24"/>
         </w:rPr>
-        <w:t>在拍《GTA 6》游戏真人预告？“罪恶都市”车队现身美国迈阿密街头</w:t>
+        <w:t>英伟达 621.01 Game Ready 驱动发布：针对《影之刃零》《使命召唤：现代战争 4》等新游戏提供优化，修复《鸣潮》DLSS Bug</w:t>
       </w:r>
     </w:p>
     <w:p>
@@ -1051,7 +1051,7 @@
           <w:color w:val="888888"/>
           <w:sz w:val="18"/>
         </w:rPr>
-        <w:t>来源:IT之家 | 时间:10-21 11:57</w:t>
+        <w:t>来源:IT之家 | 时间:10-21 20:45</w:t>
       </w:r>
     </w:p>
     <w:p>
@@ -1068,7 +1068,7 @@
             <w:color w:val="0563C1"/>
             <w:u w:val="single"/>
           </w:rPr>
-          <w:t>在拍《GTA 6》游戏真人预告？“罪恶都市”车队现身美国迈阿密街头</w:t>
+          <w:t>英伟达 621.01 Game Ready 驱动发布：针对《影之刃零》《使命召唤：现代战争 4》等新游戏提供优化，修复《鸣潮》DLSS Bug</w:t>
         </w:r>
       </w:hyperlink>
     </w:p>
@@ -1092,7 +1092,7 @@
           <w:color w:val="888888"/>
           <w:sz w:val="24"/>
         </w:rPr>
-        <w:t>消息称微软 XBOX 酝酿 Game Pass 游戏订阅“模块化”改革</w:t>
+        <w:t>饥荒正版多人生存手游：腾讯游戏《饥困荒野》定档 11 月 24 日</w:t>
       </w:r>
     </w:p>
     <w:p>
@@ -1102,7 +1102,7 @@
           <w:color w:val="888888"/>
           <w:sz w:val="18"/>
         </w:rPr>
-        <w:t>来源:IT之家 | 时间:10-21 11:06</w:t>
+        <w:t>来源:IT之家 | 时间:10-21 19:57</w:t>
       </w:r>
     </w:p>
     <w:p>
@@ -1119,7 +1119,7 @@
             <w:color w:val="0563C1"/>
             <w:u w:val="single"/>
           </w:rPr>
-          <w:t>消息称微软 XBOX 酝酿 Game Pass 游戏订阅“模块化”改革</w:t>
+          <w:t>饥荒正版多人生存手游：腾讯游戏《饥困荒野》定档 11 月 24 日</w:t>
         </w:r>
       </w:hyperlink>
     </w:p>
@@ -1143,7 +1143,7 @@
           <w:color w:val="888888"/>
           <w:sz w:val="24"/>
         </w:rPr>
-        <w:t>腾讯云宣布元宝搜索对外开放：已构建千亿级索引规模，定价每千次 14 元起</w:t>
+        <w:t>米哈游推出《崩坏：星穹铁道》火花真无线蓝牙耳机：基于水月雨轻巧豆 Dots，499 元</w:t>
       </w:r>
     </w:p>
     <w:p>
@@ -1153,7 +1153,7 @@
           <w:color w:val="888888"/>
           <w:sz w:val="18"/>
         </w:rPr>
-        <w:t>来源:IT之家 | 时间:10-21 11:00</w:t>
+        <w:t>来源:IT之家 | 时间:10-21 19:14</w:t>
       </w:r>
     </w:p>
     <w:p>
@@ -1170,7 +1170,7 @@
             <w:color w:val="0563C1"/>
             <w:u w:val="single"/>
           </w:rPr>
-          <w:t>腾讯云宣布元宝搜索对外开放：已构建千亿级索引规模，定价每千次 14 元起</w:t>
+          <w:t>米哈游推出《崩坏：星穹铁道》火花真无线蓝牙耳机：基于水月雨轻巧豆 Dots，499 元</w:t>
         </w:r>
       </w:hyperlink>
     </w:p>
@@ -1194,7 +1194,7 @@
           <w:color w:val="888888"/>
           <w:sz w:val="24"/>
         </w:rPr>
-        <w:t>双十一雷神猎刃 S 迎至高 1500 元优惠，配 i9-13900HX、RTX 5060 及 240Hz 电竞屏</w:t>
+        <w:t>米哈游推出《崩坏：星穹铁道》恍恍惚惚花火火花系列周边配件，含灯光插座、数据线、氮化镓充电器等</w:t>
       </w:r>
     </w:p>
     <w:p>
@@ -1204,7 +1204,7 @@
           <w:color w:val="888888"/>
           <w:sz w:val="18"/>
         </w:rPr>
-        <w:t>来源:IT之家 | 时间:10-21 09:52</w:t>
+        <w:t>来源:IT之家 | 时间:10-21 19:04</w:t>
       </w:r>
     </w:p>
     <w:p>
@@ -1221,7 +1221,7 @@
             <w:color w:val="0563C1"/>
             <w:u w:val="single"/>
           </w:rPr>
-          <w:t>双十一雷神猎刃 S 迎至高 1500 元优惠，配 i9-13900HX、RTX 5060 及 240Hz 电竞屏</w:t>
+          <w:t>米哈游推出《崩坏：星穹铁道》恍恍惚惚花火火花系列周边配件，含灯光插座、数据线、氮化镓充电器等</w:t>
         </w:r>
       </w:hyperlink>
     </w:p>
@@ -1245,7 +1245,7 @@
           <w:color w:val="888888"/>
           <w:sz w:val="24"/>
         </w:rPr>
-        <w:t>微信朋友圈点赞有彩蛋，腾讯客服回应称正在灰度测试</w:t>
+        <w:t>腾讯股价跌破 400 港元：创近一年新低，市值缩水近四成</w:t>
       </w:r>
     </w:p>
     <w:p>
@@ -1255,7 +1255,7 @@
           <w:color w:val="888888"/>
           <w:sz w:val="18"/>
         </w:rPr>
-        <w:t>来源:IT之家 | 时间:10-21 09:37</w:t>
+        <w:t>来源:IT之家 | 时间:10-21 17:00</w:t>
       </w:r>
     </w:p>
     <w:p>
@@ -1272,7 +1272,313 @@
             <w:color w:val="0563C1"/>
             <w:u w:val="single"/>
           </w:rPr>
-          <w:t>微信朋友圈点赞有彩蛋，腾讯客服回应称正在灰度测试</w:t>
+          <w:t>腾讯股价跌破 400 港元：创近一年新低，市值缩水近四成</w:t>
+        </w:r>
+      </w:hyperlink>
+    </w:p>
+    <w:p>
+      <w:pPr>
+        <w:pStyle w:val="Heading3"/>
+      </w:pPr>
+      <w:r>
+        <w:rPr>
+          <w:rFonts w:ascii="Times New Roman" w:hAnsi="Times New Roman" w:eastAsia="黑体"/>
+          <w:b w:val="0"/>
+          <w:color w:val="888888"/>
+          <w:sz w:val="24"/>
+        </w:rPr>
+        <w:t>【C级·参考】</w:t>
+      </w:r>
+      <w:r>
+        <w:rPr>
+          <w:rFonts w:ascii="Times New Roman" w:hAnsi="Times New Roman" w:eastAsia="黑体"/>
+          <w:b w:val="0"/>
+          <w:color w:val="888888"/>
+          <w:sz w:val="24"/>
+        </w:rPr>
+        <w:t>黑鲨凤鸣 BE32 电竞耳机、风神笔记本散热器亮相，10 月 30 日发布</w:t>
+      </w:r>
+    </w:p>
+    <w:p>
+      <w:r>
+        <w:rPr>
+          <w:rFonts w:ascii="Times New Roman" w:hAnsi="Times New Roman" w:eastAsia="宋体"/>
+          <w:color w:val="888888"/>
+          <w:sz w:val="18"/>
+        </w:rPr>
+        <w:t>来源:IT之家 | 时间:10-21 17:00</w:t>
+      </w:r>
+    </w:p>
+    <w:p>
+      <w:r>
+        <w:rPr>
+          <w:rFonts w:ascii="Times New Roman" w:hAnsi="Times New Roman" w:eastAsia="宋体"/>
+          <w:sz w:val="18"/>
+        </w:rPr>
+        <w:t>链接:</w:t>
+      </w:r>
+      <w:hyperlink r:id="rId32">
+        <w:r>
+          <w:rPr>
+            <w:color w:val="0563C1"/>
+            <w:u w:val="single"/>
+          </w:rPr>
+          <w:t>黑鲨凤鸣 BE32 电竞耳机、风神笔记本散热器亮相，10 月 30 日发布</w:t>
+        </w:r>
+      </w:hyperlink>
+    </w:p>
+    <w:p>
+      <w:pPr>
+        <w:pStyle w:val="Heading3"/>
+      </w:pPr>
+      <w:r>
+        <w:rPr>
+          <w:rFonts w:ascii="Times New Roman" w:hAnsi="Times New Roman" w:eastAsia="黑体"/>
+          <w:b w:val="0"/>
+          <w:color w:val="888888"/>
+          <w:sz w:val="24"/>
+        </w:rPr>
+        <w:t>【C级·参考】</w:t>
+      </w:r>
+      <w:r>
+        <w:rPr>
+          <w:rFonts w:ascii="Times New Roman" w:hAnsi="Times New Roman" w:eastAsia="黑体"/>
+          <w:b w:val="0"/>
+          <w:color w:val="888888"/>
+          <w:sz w:val="24"/>
+        </w:rPr>
+        <w:t>网易参投瑞典游戏公司Liquid Swords破产，《正当防卫》前总监创业失败</w:t>
+      </w:r>
+    </w:p>
+    <w:p>
+      <w:r>
+        <w:rPr>
+          <w:rFonts w:ascii="Times New Roman" w:hAnsi="Times New Roman" w:eastAsia="宋体"/>
+          <w:color w:val="888888"/>
+          <w:sz w:val="18"/>
+        </w:rPr>
+        <w:t>来源:GameLook | 时间:10-21 10:10</w:t>
+      </w:r>
+    </w:p>
+    <w:p>
+      <w:r>
+        <w:rPr>
+          <w:rFonts w:ascii="Times New Roman" w:hAnsi="Times New Roman" w:eastAsia="宋体"/>
+          <w:sz w:val="18"/>
+        </w:rPr>
+        <w:t>链接:</w:t>
+      </w:r>
+      <w:hyperlink r:id="rId33">
+        <w:r>
+          <w:rPr>
+            <w:color w:val="0563C1"/>
+            <w:u w:val="single"/>
+          </w:rPr>
+          <w:t>网易参投瑞典游戏公司Liquid Swords破产，《正当防卫》前总监创业失败</w:t>
+        </w:r>
+      </w:hyperlink>
+    </w:p>
+    <w:p>
+      <w:pPr>
+        <w:pStyle w:val="Heading3"/>
+      </w:pPr>
+      <w:r>
+        <w:rPr>
+          <w:rFonts w:ascii="Times New Roman" w:hAnsi="Times New Roman" w:eastAsia="黑体"/>
+          <w:b w:val="0"/>
+          <w:color w:val="888888"/>
+          <w:sz w:val="24"/>
+        </w:rPr>
+        <w:t>【C级·参考】</w:t>
+      </w:r>
+      <w:r>
+        <w:rPr>
+          <w:rFonts w:ascii="Times New Roman" w:hAnsi="Times New Roman" w:eastAsia="黑体"/>
+          <w:b w:val="0"/>
+          <w:color w:val="888888"/>
+          <w:sz w:val="24"/>
+        </w:rPr>
+        <w:t>腾讯子公司Key社发公告，麻枝准确诊咽癌：放弃积极治疗、继续做游戏</w:t>
+      </w:r>
+    </w:p>
+    <w:p>
+      <w:r>
+        <w:rPr>
+          <w:rFonts w:ascii="Times New Roman" w:hAnsi="Times New Roman" w:eastAsia="宋体"/>
+          <w:color w:val="888888"/>
+          <w:sz w:val="18"/>
+        </w:rPr>
+        <w:t>来源:GameLook | 时间:10-21 09:38</w:t>
+      </w:r>
+    </w:p>
+    <w:p>
+      <w:r>
+        <w:rPr>
+          <w:rFonts w:ascii="Times New Roman" w:hAnsi="Times New Roman" w:eastAsia="宋体"/>
+          <w:sz w:val="18"/>
+        </w:rPr>
+        <w:t>链接:</w:t>
+      </w:r>
+      <w:hyperlink r:id="rId34">
+        <w:r>
+          <w:rPr>
+            <w:color w:val="0563C1"/>
+            <w:u w:val="single"/>
+          </w:rPr>
+          <w:t>腾讯子公司Key社发公告，麻枝准确诊咽癌：放弃积极治疗、继续做游戏</w:t>
+        </w:r>
+      </w:hyperlink>
+    </w:p>
+    <w:p>
+      <w:pPr>
+        <w:pStyle w:val="Heading3"/>
+      </w:pPr>
+      <w:r>
+        <w:rPr>
+          <w:rFonts w:ascii="Times New Roman" w:hAnsi="Times New Roman" w:eastAsia="黑体"/>
+          <w:b w:val="0"/>
+          <w:color w:val="888888"/>
+          <w:sz w:val="24"/>
+        </w:rPr>
+        <w:t>【C级·参考】</w:t>
+      </w:r>
+      <w:r>
+        <w:rPr>
+          <w:rFonts w:ascii="Times New Roman" w:hAnsi="Times New Roman" w:eastAsia="黑体"/>
+          <w:b w:val="0"/>
+          <w:color w:val="888888"/>
+          <w:sz w:val="24"/>
+        </w:rPr>
+        <w:t>惨不忍睹！过去四年，游戏人工资下降13%，美国薪资购买力暴减23%</w:t>
+      </w:r>
+    </w:p>
+    <w:p>
+      <w:r>
+        <w:rPr>
+          <w:rFonts w:ascii="Times New Roman" w:hAnsi="Times New Roman" w:eastAsia="宋体"/>
+          <w:color w:val="888888"/>
+          <w:sz w:val="18"/>
+        </w:rPr>
+        <w:t>来源:GameLook | 时间:10-21 09:19</w:t>
+      </w:r>
+    </w:p>
+    <w:p>
+      <w:r>
+        <w:rPr>
+          <w:rFonts w:ascii="Times New Roman" w:hAnsi="Times New Roman" w:eastAsia="宋体"/>
+          <w:sz w:val="18"/>
+        </w:rPr>
+        <w:t>链接:</w:t>
+      </w:r>
+      <w:hyperlink r:id="rId35">
+        <w:r>
+          <w:rPr>
+            <w:color w:val="0563C1"/>
+            <w:u w:val="single"/>
+          </w:rPr>
+          <w:t>惨不忍睹！过去四年，游戏人工资下降13%，美国薪资购买力暴减23%</w:t>
+        </w:r>
+      </w:hyperlink>
+    </w:p>
+    <w:p>
+      <w:pPr>
+        <w:pStyle w:val="Heading3"/>
+      </w:pPr>
+      <w:r>
+        <w:rPr>
+          <w:rFonts w:ascii="Times New Roman" w:hAnsi="Times New Roman" w:eastAsia="黑体"/>
+          <w:b w:val="0"/>
+          <w:color w:val="888888"/>
+          <w:sz w:val="24"/>
+        </w:rPr>
+        <w:t>【C级·参考】</w:t>
+      </w:r>
+      <w:r>
+        <w:rPr>
+          <w:rFonts w:ascii="Times New Roman" w:hAnsi="Times New Roman" w:eastAsia="黑体"/>
+          <w:b w:val="0"/>
+          <w:color w:val="888888"/>
+          <w:sz w:val="24"/>
+        </w:rPr>
+        <w:t>欧盟向“开宝箱抽卡游戏”挥出重拳，10月底前一律改为16+分级！</w:t>
+      </w:r>
+    </w:p>
+    <w:p>
+      <w:r>
+        <w:rPr>
+          <w:rFonts w:ascii="Times New Roman" w:hAnsi="Times New Roman" w:eastAsia="宋体"/>
+          <w:color w:val="888888"/>
+          <w:sz w:val="18"/>
+        </w:rPr>
+        <w:t>来源:GameLook | 时间:10-21 09:13</w:t>
+      </w:r>
+    </w:p>
+    <w:p>
+      <w:r>
+        <w:rPr>
+          <w:rFonts w:ascii="Times New Roman" w:hAnsi="Times New Roman" w:eastAsia="宋体"/>
+          <w:sz w:val="18"/>
+        </w:rPr>
+        <w:t>链接:</w:t>
+      </w:r>
+      <w:hyperlink r:id="rId36">
+        <w:r>
+          <w:rPr>
+            <w:color w:val="0563C1"/>
+            <w:u w:val="single"/>
+          </w:rPr>
+          <w:t>欧盟向“开宝箱抽卡游戏”挥出重拳，10月底前一律改为16+分级！</w:t>
+        </w:r>
+      </w:hyperlink>
+    </w:p>
+    <w:p>
+      <w:pPr>
+        <w:pStyle w:val="Heading3"/>
+      </w:pPr>
+      <w:r>
+        <w:rPr>
+          <w:rFonts w:ascii="Times New Roman" w:hAnsi="Times New Roman" w:eastAsia="黑体"/>
+          <w:b w:val="0"/>
+          <w:color w:val="888888"/>
+          <w:sz w:val="24"/>
+        </w:rPr>
+        <w:t>【C级·参考】</w:t>
+      </w:r>
+      <w:r>
+        <w:rPr>
+          <w:rFonts w:ascii="Times New Roman" w:hAnsi="Times New Roman" w:eastAsia="黑体"/>
+          <w:b w:val="0"/>
+          <w:color w:val="888888"/>
+          <w:sz w:val="24"/>
+        </w:rPr>
+        <w:t>“年度T0电竞夯机”荣耀WIN2、荣耀WIN RT2正式发布，国补到手价3149元起</w:t>
+      </w:r>
+    </w:p>
+    <w:p>
+      <w:r>
+        <w:rPr>
+          <w:rFonts w:ascii="Times New Roman" w:hAnsi="Times New Roman" w:eastAsia="宋体"/>
+          <w:color w:val="888888"/>
+          <w:sz w:val="18"/>
+        </w:rPr>
+        <w:t>来源:GameLook | 时间:10-21 01:43</w:t>
+      </w:r>
+    </w:p>
+    <w:p>
+      <w:r>
+        <w:rPr>
+          <w:rFonts w:ascii="Times New Roman" w:hAnsi="Times New Roman" w:eastAsia="宋体"/>
+          <w:sz w:val="18"/>
+        </w:rPr>
+        <w:t>链接:</w:t>
+      </w:r>
+      <w:hyperlink r:id="rId37">
+        <w:r>
+          <w:rPr>
+            <w:color w:val="0563C1"/>
+            <w:u w:val="single"/>
+          </w:rPr>
+          <w:t>“年度T0电竞夯机”荣耀WIN2、荣耀WIN RT2正式发布，国补到手价3149元起</w:t>
         </w:r>
       </w:hyperlink>
     </w:p>
@@ -1308,7 +1614,7 @@
           <w:color w:val="888888"/>
           <w:sz w:val="24"/>
         </w:rPr>
-        <w:t>5000mAh 锂电池 + 泄压阀设计：小米米家充气宝 3 国补后 154 元新低</w:t>
+        <w:t>法国两家苹果零售店遭洗劫：里尔门店一度暂停营业，波尔多门店曾在 2018 年遇袭</w:t>
       </w:r>
     </w:p>
     <w:p>
@@ -1318,7 +1624,7 @@
           <w:color w:val="888888"/>
           <w:sz w:val="18"/>
         </w:rPr>
-        <w:t>来源:IT之家 | 时间:10-21 09:36</w:t>
+        <w:t>来源:IT之家 | 时间:10-21 17:58</w:t>
       </w:r>
     </w:p>
     <w:p>
@@ -1329,13 +1635,13 @@
         </w:rPr>
         <w:t>链接:</w:t>
       </w:r>
-      <w:hyperlink r:id="rId32">
+      <w:hyperlink r:id="rId38">
         <w:r>
           <w:rPr>
             <w:color w:val="0563C1"/>
             <w:u w:val="single"/>
           </w:rPr>
-          <w:t>5000mAh 锂电池 + 泄压阀设计：小米米家充气宝 3 国补后 154 元新低</w:t>
+          <w:t>法国两家苹果零售店遭洗劫：里尔门店一度暂停营业，波尔多门店曾在 2018 年遇袭</w:t>
         </w:r>
       </w:hyperlink>
     </w:p>
@@ -1365,7 +1671,7 @@
           <w:rFonts w:ascii="Times New Roman" w:hAnsi="Times New Roman" w:eastAsia="宋体"/>
           <w:sz w:val="18"/>
         </w:rPr>
-        <w:t>IT之家(60)、HackerNews(1)、Bing新闻(9)</w:t>
+        <w:t>IT之家(60)、GameLook(16)、HackerNews(2)、Bing新闻(8)</w:t>
       </w:r>
     </w:p>
     <w:p>
@@ -1382,7 +1688,7 @@
           <w:rFonts w:ascii="Times New Roman" w:hAnsi="Times New Roman" w:eastAsia="宋体"/>
           <w:sz w:val="18"/>
         </w:rPr>
-        <w:t>36氪(no entries)、GameLook(HTTP 502)</w:t>
+        <w:t>36氪(no entries)</w:t>
       </w:r>
     </w:p>
     <w:p>

--- a/briefings/线口监测午报-2026-10-21.docx
+++ b/briefings/线口监测午报-2026-10-21.docx
@@ -22,7 +22,7 @@
           <w:color w:val="888888"/>
           <w:sz w:val="18"/>
         </w:rPr>
-        <w:t>监测窗口:近48小时 | 生成时间:2026-10-21 20:52</w:t>
+        <w:t>监测窗口:近48小时 | 生成时间:2026-10-21 21:41</w:t>
       </w:r>
     </w:p>
     <w:p>
@@ -223,57 +223,6 @@
           <w:color w:val="888888"/>
           <w:sz w:val="24"/>
         </w:rPr>
-        <w:t>IDC 首份汽车 AI 座舱市场跟踪报告发布，2026 上半年火山引擎份额第一、阿里第二</w:t>
-      </w:r>
-    </w:p>
-    <w:p>
-      <w:r>
-        <w:rPr>
-          <w:rFonts w:ascii="Times New Roman" w:hAnsi="Times New Roman" w:eastAsia="宋体"/>
-          <w:color w:val="888888"/>
-          <w:sz w:val="18"/>
-        </w:rPr>
-        <w:t>来源:IT之家 | 时间:10-21 16:50</w:t>
-      </w:r>
-    </w:p>
-    <w:p>
-      <w:r>
-        <w:rPr>
-          <w:rFonts w:ascii="Times New Roman" w:hAnsi="Times New Roman" w:eastAsia="宋体"/>
-          <w:sz w:val="18"/>
-        </w:rPr>
-        <w:t>链接:</w:t>
-      </w:r>
-      <w:hyperlink r:id="rId12">
-        <w:r>
-          <w:rPr>
-            <w:color w:val="0563C1"/>
-            <w:u w:val="single"/>
-          </w:rPr>
-          <w:t>IDC 首份汽车 AI 座舱市场跟踪报告发布，2026 上半年火山引擎份额第一、阿里第二</w:t>
-        </w:r>
-      </w:hyperlink>
-    </w:p>
-    <w:p>
-      <w:pPr>
-        <w:pStyle w:val="Heading3"/>
-      </w:pPr>
-      <w:r>
-        <w:rPr>
-          <w:rFonts w:ascii="Times New Roman" w:hAnsi="Times New Roman" w:eastAsia="黑体"/>
-          <w:b w:val="0"/>
-          <w:color w:val="888888"/>
-          <w:sz w:val="24"/>
-        </w:rPr>
-        <w:t>【C级·参考】</w:t>
-      </w:r>
-      <w:r>
-        <w:rPr>
-          <w:rFonts w:ascii="Times New Roman" w:hAnsi="Times New Roman" w:eastAsia="黑体"/>
-          <w:b w:val="0"/>
-          <w:color w:val="888888"/>
-          <w:sz w:val="24"/>
-        </w:rPr>
         <w:t>苹果 AirPods 5 全国国补 999 → 755 元，AirPods Pro 3 限地区 1178 元再降新低</w:t>
       </w:r>
     </w:p>
@@ -295,7 +244,7 @@
         </w:rPr>
         <w:t>链接:</w:t>
       </w:r>
-      <w:hyperlink r:id="rId13">
+      <w:hyperlink r:id="rId12">
         <w:r>
           <w:rPr>
             <w:color w:val="0563C1"/>
@@ -346,7 +295,7 @@
         </w:rPr>
         <w:t>链接:</w:t>
       </w:r>
-      <w:hyperlink r:id="rId14">
+      <w:hyperlink r:id="rId13">
         <w:r>
           <w:rPr>
             <w:color w:val="0563C1"/>
@@ -397,64 +346,13 @@
         </w:rPr>
         <w:t>链接:</w:t>
       </w:r>
-      <w:hyperlink r:id="rId15">
+      <w:hyperlink r:id="rId14">
         <w:r>
           <w:rPr>
             <w:color w:val="0563C1"/>
             <w:u w:val="single"/>
           </w:rPr>
           <w:t>Good type against all odds</w:t>
-        </w:r>
-      </w:hyperlink>
-    </w:p>
-    <w:p>
-      <w:pPr>
-        <w:pStyle w:val="Heading3"/>
-      </w:pPr>
-      <w:r>
-        <w:rPr>
-          <w:rFonts w:ascii="Times New Roman" w:hAnsi="Times New Roman" w:eastAsia="黑体"/>
-          <w:b w:val="0"/>
-          <w:color w:val="888888"/>
-          <w:sz w:val="24"/>
-        </w:rPr>
-        <w:t>【C级·参考】</w:t>
-      </w:r>
-      <w:r>
-        <w:rPr>
-          <w:rFonts w:ascii="Times New Roman" w:hAnsi="Times New Roman" w:eastAsia="黑体"/>
-          <w:b w:val="0"/>
-          <w:color w:val="888888"/>
-          <w:sz w:val="24"/>
-        </w:rPr>
-        <w:t>“AI垃圾横行”？8200款游戏冲爆Steam新品节，“玩家不满、开发者担忧”</w:t>
-      </w:r>
-    </w:p>
-    <w:p>
-      <w:r>
-        <w:rPr>
-          <w:rFonts w:ascii="Times New Roman" w:hAnsi="Times New Roman" w:eastAsia="宋体"/>
-          <w:color w:val="888888"/>
-          <w:sz w:val="18"/>
-        </w:rPr>
-        <w:t>来源:GameLook | 时间:10-21 09:39</w:t>
-      </w:r>
-    </w:p>
-    <w:p>
-      <w:r>
-        <w:rPr>
-          <w:rFonts w:ascii="Times New Roman" w:hAnsi="Times New Roman" w:eastAsia="宋体"/>
-          <w:sz w:val="18"/>
-        </w:rPr>
-        <w:t>链接:</w:t>
-      </w:r>
-      <w:hyperlink r:id="rId16">
-        <w:r>
-          <w:rPr>
-            <w:color w:val="0563C1"/>
-            <w:u w:val="single"/>
-          </w:rPr>
-          <w:t>“AI垃圾横行”？8200款游戏冲爆Steam新品节，“玩家不满、开发者担忧”</w:t>
         </w:r>
       </w:hyperlink>
     </w:p>
@@ -499,13 +397,370 @@
         </w:rPr>
         <w:t>链接:</w:t>
       </w:r>
+      <w:hyperlink r:id="rId15">
+        <w:r>
+          <w:rPr>
+            <w:color w:val="0563C1"/>
+            <w:u w:val="single"/>
+          </w:rPr>
+          <w:t>AI眼镜行业迎来爆发期：18只概念股被机构热捧！</w:t>
+        </w:r>
+      </w:hyperlink>
+    </w:p>
+    <w:p>
+      <w:pPr>
+        <w:pStyle w:val="Heading3"/>
+      </w:pPr>
+      <w:r>
+        <w:rPr>
+          <w:rFonts w:ascii="Times New Roman" w:hAnsi="Times New Roman" w:eastAsia="黑体"/>
+          <w:b w:val="0"/>
+          <w:color w:val="888888"/>
+          <w:sz w:val="24"/>
+        </w:rPr>
+        <w:t>【C级·参考】</w:t>
+      </w:r>
+      <w:r>
+        <w:rPr>
+          <w:rFonts w:ascii="Times New Roman" w:hAnsi="Times New Roman" w:eastAsia="黑体"/>
+          <w:b w:val="0"/>
+          <w:color w:val="888888"/>
+          <w:sz w:val="24"/>
+        </w:rPr>
+        <w:t>AI眼镜行业迈向成长期 18只概念股获机构密集调研</w:t>
+      </w:r>
+    </w:p>
+    <w:p>
+      <w:r>
+        <w:rPr>
+          <w:rFonts w:ascii="Times New Roman" w:hAnsi="Times New Roman" w:eastAsia="宋体"/>
+          <w:color w:val="888888"/>
+          <w:sz w:val="18"/>
+        </w:rPr>
+        <w:t>来源:Bing新闻 | 时间:10-21 04:33</w:t>
+      </w:r>
+    </w:p>
+    <w:p>
+      <w:r>
+        <w:rPr>
+          <w:rFonts w:ascii="Times New Roman" w:hAnsi="Times New Roman" w:eastAsia="宋体"/>
+          <w:sz w:val="18"/>
+        </w:rPr>
+        <w:t>链接:</w:t>
+      </w:r>
+      <w:hyperlink r:id="rId16">
+        <w:r>
+          <w:rPr>
+            <w:color w:val="0563C1"/>
+            <w:u w:val="single"/>
+          </w:rPr>
+          <w:t>AI眼镜行业迈向成长期 18只概念股获机构密集调研</w:t>
+        </w:r>
+      </w:hyperlink>
+    </w:p>
+    <w:p>
+      <w:pPr>
+        <w:pStyle w:val="Heading3"/>
+      </w:pPr>
+      <w:r>
+        <w:rPr>
+          <w:rFonts w:ascii="Times New Roman" w:hAnsi="Times New Roman" w:eastAsia="黑体"/>
+          <w:b w:val="0"/>
+          <w:color w:val="888888"/>
+          <w:sz w:val="24"/>
+        </w:rPr>
+        <w:t>【C级·参考】</w:t>
+      </w:r>
+      <w:r>
+        <w:rPr>
+          <w:rFonts w:ascii="Times New Roman" w:hAnsi="Times New Roman" w:eastAsia="黑体"/>
+          <w:b w:val="0"/>
+          <w:color w:val="888888"/>
+          <w:sz w:val="24"/>
+        </w:rPr>
+        <w:t>戴着中国AI眼镜逛广交会 外国客商体验中医按摩直呼放松｜广交有医思</w:t>
+      </w:r>
+    </w:p>
+    <w:p>
+      <w:r>
+        <w:rPr>
+          <w:rFonts w:ascii="Times New Roman" w:hAnsi="Times New Roman" w:eastAsia="宋体"/>
+          <w:color w:val="888888"/>
+          <w:sz w:val="18"/>
+        </w:rPr>
+        <w:t>来源:Bing新闻 | 时间:10-20 23:51</w:t>
+      </w:r>
+    </w:p>
+    <w:p>
+      <w:r>
+        <w:rPr>
+          <w:rFonts w:ascii="Times New Roman" w:hAnsi="Times New Roman" w:eastAsia="宋体"/>
+          <w:sz w:val="18"/>
+        </w:rPr>
+        <w:t>链接:</w:t>
+      </w:r>
       <w:hyperlink r:id="rId17">
         <w:r>
           <w:rPr>
             <w:color w:val="0563C1"/>
             <w:u w:val="single"/>
           </w:rPr>
-          <w:t>AI眼镜行业迎来爆发期：18只概念股被机构热捧！</w:t>
+          <w:t>戴着中国AI眼镜逛广交会 外国客商体验中医按摩直呼放松｜广交有医思</w:t>
+        </w:r>
+      </w:hyperlink>
+    </w:p>
+    <w:p>
+      <w:pPr>
+        <w:pStyle w:val="Heading3"/>
+      </w:pPr>
+      <w:r>
+        <w:rPr>
+          <w:rFonts w:ascii="Times New Roman" w:hAnsi="Times New Roman" w:eastAsia="黑体"/>
+          <w:b w:val="0"/>
+          <w:color w:val="888888"/>
+          <w:sz w:val="24"/>
+        </w:rPr>
+        <w:t>【C级·参考】</w:t>
+      </w:r>
+      <w:r>
+        <w:rPr>
+          <w:rFonts w:ascii="Times New Roman" w:hAnsi="Times New Roman" w:eastAsia="黑体"/>
+          <w:b w:val="0"/>
+          <w:color w:val="888888"/>
+          <w:sz w:val="24"/>
+        </w:rPr>
+        <w:t>DeepInfer: High-performance inference framework for DeepSeek models</w:t>
+      </w:r>
+    </w:p>
+    <w:p>
+      <w:r>
+        <w:rPr>
+          <w:rFonts w:ascii="Times New Roman" w:hAnsi="Times New Roman" w:eastAsia="宋体"/>
+          <w:color w:val="888888"/>
+          <w:sz w:val="18"/>
+        </w:rPr>
+        <w:t>来源:Hacker News | 时间:10-20 17:08</w:t>
+      </w:r>
+    </w:p>
+    <w:p>
+      <w:r>
+        <w:rPr>
+          <w:rFonts w:ascii="Times New Roman" w:hAnsi="Times New Roman" w:eastAsia="宋体"/>
+          <w:sz w:val="18"/>
+        </w:rPr>
+        <w:t>链接:</w:t>
+      </w:r>
+      <w:hyperlink r:id="rId18">
+        <w:r>
+          <w:rPr>
+            <w:color w:val="0563C1"/>
+            <w:u w:val="single"/>
+          </w:rPr>
+          <w:t>DeepInfer: High-performance inference framework for DeepSeek models</w:t>
+        </w:r>
+      </w:hyperlink>
+    </w:p>
+    <w:p>
+      <w:pPr>
+        <w:pStyle w:val="Heading3"/>
+      </w:pPr>
+      <w:r>
+        <w:rPr>
+          <w:rFonts w:ascii="Times New Roman" w:hAnsi="Times New Roman" w:eastAsia="黑体"/>
+          <w:b w:val="0"/>
+          <w:color w:val="888888"/>
+          <w:sz w:val="24"/>
+        </w:rPr>
+        <w:t>【C级·参考】</w:t>
+      </w:r>
+      <w:r>
+        <w:rPr>
+          <w:rFonts w:ascii="Times New Roman" w:hAnsi="Times New Roman" w:eastAsia="黑体"/>
+          <w:b w:val="0"/>
+          <w:color w:val="888888"/>
+          <w:sz w:val="24"/>
+        </w:rPr>
+        <w:t>「钱」流向了哪？ 2026 AI/AR 眼镜融资变化</w:t>
+      </w:r>
+    </w:p>
+    <w:p>
+      <w:r>
+        <w:rPr>
+          <w:rFonts w:ascii="Times New Roman" w:hAnsi="Times New Roman" w:eastAsia="宋体"/>
+          <w:color w:val="888888"/>
+          <w:sz w:val="18"/>
+        </w:rPr>
+        <w:t>来源:Bing新闻 | 时间:10-20 15:16</w:t>
+      </w:r>
+    </w:p>
+    <w:p>
+      <w:r>
+        <w:rPr>
+          <w:rFonts w:ascii="Times New Roman" w:hAnsi="Times New Roman" w:eastAsia="宋体"/>
+          <w:sz w:val="18"/>
+        </w:rPr>
+        <w:t>链接:</w:t>
+      </w:r>
+      <w:hyperlink r:id="rId19">
+        <w:r>
+          <w:rPr>
+            <w:color w:val="0563C1"/>
+            <w:u w:val="single"/>
+          </w:rPr>
+          <w:t>「钱」流向了哪？ 2026 AI/AR 眼镜融资变化</w:t>
+        </w:r>
+      </w:hyperlink>
+    </w:p>
+    <w:p>
+      <w:pPr>
+        <w:pStyle w:val="Heading3"/>
+      </w:pPr>
+      <w:r>
+        <w:rPr>
+          <w:rFonts w:ascii="Times New Roman" w:hAnsi="Times New Roman" w:eastAsia="黑体"/>
+          <w:b w:val="0"/>
+          <w:color w:val="888888"/>
+          <w:sz w:val="24"/>
+        </w:rPr>
+        <w:t>【C级·参考】</w:t>
+      </w:r>
+      <w:r>
+        <w:rPr>
+          <w:rFonts w:ascii="Times New Roman" w:hAnsi="Times New Roman" w:eastAsia="黑体"/>
+          <w:b w:val="0"/>
+          <w:color w:val="888888"/>
+          <w:sz w:val="24"/>
+        </w:rPr>
+        <w:t>观察 | 极米、大眼橙挺进AI眼镜赛道，投影厂商的眼前战场从厅卧延伸到脸上</w:t>
+      </w:r>
+    </w:p>
+    <w:p>
+      <w:r>
+        <w:rPr>
+          <w:rFonts w:ascii="Times New Roman" w:hAnsi="Times New Roman" w:eastAsia="宋体"/>
+          <w:color w:val="888888"/>
+          <w:sz w:val="18"/>
+        </w:rPr>
+        <w:t>来源:Bing新闻 | 时间:10-20 15:02</w:t>
+      </w:r>
+    </w:p>
+    <w:p>
+      <w:r>
+        <w:rPr>
+          <w:rFonts w:ascii="Times New Roman" w:hAnsi="Times New Roman" w:eastAsia="宋体"/>
+          <w:sz w:val="18"/>
+        </w:rPr>
+        <w:t>链接:</w:t>
+      </w:r>
+      <w:hyperlink r:id="rId20">
+        <w:r>
+          <w:rPr>
+            <w:color w:val="0563C1"/>
+            <w:u w:val="single"/>
+          </w:rPr>
+          <w:t>观察 | 极米、大眼橙挺进AI眼镜赛道，投影厂商的眼前战场从厅卧延伸到脸上</w:t>
+        </w:r>
+      </w:hyperlink>
+    </w:p>
+    <w:p>
+      <w:pPr>
+        <w:pStyle w:val="Heading3"/>
+      </w:pPr>
+      <w:r>
+        <w:rPr>
+          <w:rFonts w:ascii="Times New Roman" w:hAnsi="Times New Roman" w:eastAsia="黑体"/>
+          <w:b w:val="0"/>
+          <w:color w:val="888888"/>
+          <w:sz w:val="24"/>
+        </w:rPr>
+        <w:t>【C级·参考】</w:t>
+      </w:r>
+      <w:r>
+        <w:rPr>
+          <w:rFonts w:ascii="Times New Roman" w:hAnsi="Times New Roman" w:eastAsia="黑体"/>
+          <w:b w:val="0"/>
+          <w:color w:val="888888"/>
+          <w:sz w:val="24"/>
+        </w:rPr>
+        <w:t>xMEMS 开始量产用于 AI 眼镜和数据中心硬件的固态散热芯片</w:t>
+      </w:r>
+    </w:p>
+    <w:p>
+      <w:r>
+        <w:rPr>
+          <w:rFonts w:ascii="Times New Roman" w:hAnsi="Times New Roman" w:eastAsia="宋体"/>
+          <w:color w:val="888888"/>
+          <w:sz w:val="18"/>
+        </w:rPr>
+        <w:t>来源:Bing新闻 | 时间:10-20 14:23</w:t>
+      </w:r>
+    </w:p>
+    <w:p>
+      <w:r>
+        <w:rPr>
+          <w:rFonts w:ascii="Times New Roman" w:hAnsi="Times New Roman" w:eastAsia="宋体"/>
+          <w:sz w:val="18"/>
+        </w:rPr>
+        <w:t>链接:</w:t>
+      </w:r>
+      <w:hyperlink r:id="rId21">
+        <w:r>
+          <w:rPr>
+            <w:color w:val="0563C1"/>
+            <w:u w:val="single"/>
+          </w:rPr>
+          <w:t>xMEMS 开始量产用于 AI 眼镜和数据中心硬件的固态散热芯片</w:t>
+        </w:r>
+      </w:hyperlink>
+    </w:p>
+    <w:p>
+      <w:pPr>
+        <w:pStyle w:val="Heading3"/>
+      </w:pPr>
+      <w:r>
+        <w:rPr>
+          <w:rFonts w:ascii="Times New Roman" w:hAnsi="Times New Roman" w:eastAsia="黑体"/>
+          <w:b w:val="0"/>
+          <w:color w:val="888888"/>
+          <w:sz w:val="24"/>
+        </w:rPr>
+        <w:t>【C级·参考】</w:t>
+      </w:r>
+      <w:r>
+        <w:rPr>
+          <w:rFonts w:ascii="Times New Roman" w:hAnsi="Times New Roman" w:eastAsia="黑体"/>
+          <w:b w:val="0"/>
+          <w:color w:val="888888"/>
+          <w:sz w:val="24"/>
+        </w:rPr>
+        <w:t>集人形机器人+AI眼镜+储能于一身，300115底部涨停！AI眼镜潜在市场巨大，多只概念股“超跌”</w:t>
+      </w:r>
+    </w:p>
+    <w:p>
+      <w:r>
+        <w:rPr>
+          <w:rFonts w:ascii="Times New Roman" w:hAnsi="Times New Roman" w:eastAsia="宋体"/>
+          <w:color w:val="888888"/>
+          <w:sz w:val="18"/>
+        </w:rPr>
+        <w:t>来源:Bing新闻 | 时间:10-20 12:59</w:t>
+      </w:r>
+    </w:p>
+    <w:p>
+      <w:r>
+        <w:rPr>
+          <w:rFonts w:ascii="Times New Roman" w:hAnsi="Times New Roman" w:eastAsia="宋体"/>
+          <w:sz w:val="18"/>
+        </w:rPr>
+        <w:t>链接:</w:t>
+      </w:r>
+      <w:hyperlink r:id="rId22">
+        <w:r>
+          <w:rPr>
+            <w:color w:val="0563C1"/>
+            <w:u w:val="single"/>
+          </w:rPr>
+          <w:t>集人形机器人+AI眼镜+储能于一身，300115底部涨停！AI眼镜潜在市场巨大，多只概念股“超跌”</w:t>
         </w:r>
       </w:hyperlink>
     </w:p>
@@ -562,7 +817,7 @@
         </w:rPr>
         <w:t>链接:</w:t>
       </w:r>
-      <w:hyperlink r:id="rId18">
+      <w:hyperlink r:id="rId23">
         <w:r>
           <w:rPr>
             <w:color w:val="0563C1"/>
@@ -625,7 +880,7 @@
         </w:rPr>
         <w:t>链接:</w:t>
       </w:r>
-      <w:hyperlink r:id="rId19">
+      <w:hyperlink r:id="rId24">
         <w:r>
           <w:rPr>
             <w:color w:val="0563C1"/>
@@ -676,7 +931,7 @@
         </w:rPr>
         <w:t>链接:</w:t>
       </w:r>
-      <w:hyperlink r:id="rId20">
+      <w:hyperlink r:id="rId25">
         <w:r>
           <w:rPr>
             <w:color w:val="0563C1"/>
@@ -727,7 +982,7 @@
         </w:rPr>
         <w:t>链接:</w:t>
       </w:r>
-      <w:hyperlink r:id="rId21">
+      <w:hyperlink r:id="rId26">
         <w:r>
           <w:rPr>
             <w:color w:val="0563C1"/>
@@ -778,7 +1033,7 @@
         </w:rPr>
         <w:t>链接:</w:t>
       </w:r>
-      <w:hyperlink r:id="rId22">
+      <w:hyperlink r:id="rId27">
         <w:r>
           <w:rPr>
             <w:color w:val="0563C1"/>
@@ -829,7 +1084,7 @@
         </w:rPr>
         <w:t>链接:</w:t>
       </w:r>
-      <w:hyperlink r:id="rId23">
+      <w:hyperlink r:id="rId28">
         <w:r>
           <w:rPr>
             <w:color w:val="0563C1"/>
@@ -880,115 +1135,13 @@
         </w:rPr>
         <w:t>链接:</w:t>
       </w:r>
-      <w:hyperlink r:id="rId24">
+      <w:hyperlink r:id="rId29">
         <w:r>
           <w:rPr>
             <w:color w:val="0563C1"/>
             <w:u w:val="single"/>
           </w:rPr>
           <w:t>靳玉志称自动驾驶对安全的要求会变得更高，重申华为引望电子螺丝钉定位</w:t>
-        </w:r>
-      </w:hyperlink>
-    </w:p>
-    <w:p>
-      <w:pPr>
-        <w:pStyle w:val="Heading3"/>
-      </w:pPr>
-      <w:r>
-        <w:rPr>
-          <w:rFonts w:ascii="Times New Roman" w:hAnsi="Times New Roman" w:eastAsia="黑体"/>
-          <w:b w:val="0"/>
-          <w:color w:val="888888"/>
-          <w:sz w:val="24"/>
-        </w:rPr>
-        <w:t>【C级·参考】</w:t>
-      </w:r>
-      <w:r>
-        <w:rPr>
-          <w:rFonts w:ascii="Times New Roman" w:hAnsi="Times New Roman" w:eastAsia="黑体"/>
-          <w:b w:val="0"/>
-          <w:color w:val="888888"/>
-          <w:sz w:val="24"/>
-        </w:rPr>
-        <w:t>华为靳玉志谈自动驾驶进入“下半场”</w:t>
-      </w:r>
-    </w:p>
-    <w:p>
-      <w:r>
-        <w:rPr>
-          <w:rFonts w:ascii="Times New Roman" w:hAnsi="Times New Roman" w:eastAsia="宋体"/>
-          <w:color w:val="888888"/>
-          <w:sz w:val="18"/>
-        </w:rPr>
-        <w:t>来源:IT之家 | 时间:10-21 17:14</w:t>
-      </w:r>
-    </w:p>
-    <w:p>
-      <w:r>
-        <w:rPr>
-          <w:rFonts w:ascii="Times New Roman" w:hAnsi="Times New Roman" w:eastAsia="宋体"/>
-          <w:sz w:val="18"/>
-        </w:rPr>
-        <w:t>链接:</w:t>
-      </w:r>
-      <w:hyperlink r:id="rId25">
-        <w:r>
-          <w:rPr>
-            <w:color w:val="0563C1"/>
-            <w:u w:val="single"/>
-          </w:rPr>
-          <w:t>华为靳玉志谈自动驾驶进入“下半场”</w:t>
-        </w:r>
-      </w:hyperlink>
-    </w:p>
-    <w:p>
-      <w:pPr>
-        <w:pStyle w:val="Heading3"/>
-      </w:pPr>
-      <w:r>
-        <w:rPr>
-          <w:rFonts w:ascii="Times New Roman" w:hAnsi="Times New Roman" w:eastAsia="黑体"/>
-          <w:b w:val="0"/>
-          <w:color w:val="888888"/>
-          <w:sz w:val="24"/>
-        </w:rPr>
-        <w:t>【C级·参考】</w:t>
-      </w:r>
-      <w:r>
-        <w:rPr>
-          <w:rFonts w:ascii="Times New Roman" w:hAnsi="Times New Roman" w:eastAsia="黑体"/>
-          <w:b w:val="0"/>
-          <w:color w:val="888888"/>
-          <w:sz w:val="24"/>
-        </w:rPr>
-        <w:t>比亚迪杨冬生：L3 级别有条件自动驾驶有希望在 2028 年落地</w:t>
-      </w:r>
-    </w:p>
-    <w:p>
-      <w:r>
-        <w:rPr>
-          <w:rFonts w:ascii="Times New Roman" w:hAnsi="Times New Roman" w:eastAsia="宋体"/>
-          <w:color w:val="888888"/>
-          <w:sz w:val="18"/>
-        </w:rPr>
-        <w:t>来源:IT之家 | 时间:10-21 17:04</w:t>
-      </w:r>
-    </w:p>
-    <w:p>
-      <w:r>
-        <w:rPr>
-          <w:rFonts w:ascii="Times New Roman" w:hAnsi="Times New Roman" w:eastAsia="宋体"/>
-          <w:sz w:val="18"/>
-        </w:rPr>
-        <w:t>链接:</w:t>
-      </w:r>
-      <w:hyperlink r:id="rId26">
-        <w:r>
-          <w:rPr>
-            <w:color w:val="0563C1"/>
-            <w:u w:val="single"/>
-          </w:rPr>
-          <w:t>比亚迪杨冬生：L3 级别有条件自动驾驶有希望在 2028 年落地</w:t>
         </w:r>
       </w:hyperlink>
     </w:p>
@@ -1041,6 +1194,108 @@
           <w:color w:val="888888"/>
           <w:sz w:val="24"/>
         </w:rPr>
+        <w:t>欧洲 PEGI 整顿开箱机制游戏评级，《宝可梦 Go》《EA Sports FC》上调至 16+</w:t>
+      </w:r>
+    </w:p>
+    <w:p>
+      <w:r>
+        <w:rPr>
+          <w:rFonts w:ascii="Times New Roman" w:hAnsi="Times New Roman" w:eastAsia="宋体"/>
+          <w:color w:val="888888"/>
+          <w:sz w:val="18"/>
+        </w:rPr>
+        <w:t>来源:IT之家 | 时间:10-21 21:08</w:t>
+      </w:r>
+    </w:p>
+    <w:p>
+      <w:r>
+        <w:rPr>
+          <w:rFonts w:ascii="Times New Roman" w:hAnsi="Times New Roman" w:eastAsia="宋体"/>
+          <w:sz w:val="18"/>
+        </w:rPr>
+        <w:t>链接:</w:t>
+      </w:r>
+      <w:hyperlink r:id="rId30">
+        <w:r>
+          <w:rPr>
+            <w:color w:val="0563C1"/>
+            <w:u w:val="single"/>
+          </w:rPr>
+          <w:t>欧洲 PEGI 整顿开箱机制游戏评级，《宝可梦 Go》《EA Sports FC》上调至 16+</w:t>
+        </w:r>
+      </w:hyperlink>
+    </w:p>
+    <w:p>
+      <w:pPr>
+        <w:pStyle w:val="Heading3"/>
+      </w:pPr>
+      <w:r>
+        <w:rPr>
+          <w:rFonts w:ascii="Times New Roman" w:hAnsi="Times New Roman" w:eastAsia="黑体"/>
+          <w:b w:val="0"/>
+          <w:color w:val="888888"/>
+          <w:sz w:val="24"/>
+        </w:rPr>
+        <w:t>【C级·参考】</w:t>
+      </w:r>
+      <w:r>
+        <w:rPr>
+          <w:rFonts w:ascii="Times New Roman" w:hAnsi="Times New Roman" w:eastAsia="黑体"/>
+          <w:b w:val="0"/>
+          <w:color w:val="888888"/>
+          <w:sz w:val="24"/>
+        </w:rPr>
+        <w:t>《我的世界》游戏官方整活，与达美乐推出方形披萨</w:t>
+      </w:r>
+    </w:p>
+    <w:p>
+      <w:r>
+        <w:rPr>
+          <w:rFonts w:ascii="Times New Roman" w:hAnsi="Times New Roman" w:eastAsia="宋体"/>
+          <w:color w:val="888888"/>
+          <w:sz w:val="18"/>
+        </w:rPr>
+        <w:t>来源:IT之家 | 时间:10-21 20:53</w:t>
+      </w:r>
+    </w:p>
+    <w:p>
+      <w:r>
+        <w:rPr>
+          <w:rFonts w:ascii="Times New Roman" w:hAnsi="Times New Roman" w:eastAsia="宋体"/>
+          <w:sz w:val="18"/>
+        </w:rPr>
+        <w:t>链接:</w:t>
+      </w:r>
+      <w:hyperlink r:id="rId31">
+        <w:r>
+          <w:rPr>
+            <w:color w:val="0563C1"/>
+            <w:u w:val="single"/>
+          </w:rPr>
+          <w:t>《我的世界》游戏官方整活，与达美乐推出方形披萨</w:t>
+        </w:r>
+      </w:hyperlink>
+    </w:p>
+    <w:p>
+      <w:pPr>
+        <w:pStyle w:val="Heading3"/>
+      </w:pPr>
+      <w:r>
+        <w:rPr>
+          <w:rFonts w:ascii="Times New Roman" w:hAnsi="Times New Roman" w:eastAsia="黑体"/>
+          <w:b w:val="0"/>
+          <w:color w:val="888888"/>
+          <w:sz w:val="24"/>
+        </w:rPr>
+        <w:t>【C级·参考】</w:t>
+      </w:r>
+      <w:r>
+        <w:rPr>
+          <w:rFonts w:ascii="Times New Roman" w:hAnsi="Times New Roman" w:eastAsia="黑体"/>
+          <w:b w:val="0"/>
+          <w:color w:val="888888"/>
+          <w:sz w:val="24"/>
+        </w:rPr>
         <w:t>英伟达 621.01 Game Ready 驱动发布：针对《影之刃零》《使命召唤：现代战争 4》等新游戏提供优化，修复《鸣潮》DLSS Bug</w:t>
       </w:r>
     </w:p>
@@ -1062,7 +1317,7 @@
         </w:rPr>
         <w:t>链接:</w:t>
       </w:r>
-      <w:hyperlink r:id="rId27">
+      <w:hyperlink r:id="rId32">
         <w:r>
           <w:rPr>
             <w:color w:val="0563C1"/>
@@ -1113,7 +1368,7 @@
         </w:rPr>
         <w:t>链接:</w:t>
       </w:r>
-      <w:hyperlink r:id="rId28">
+      <w:hyperlink r:id="rId33">
         <w:r>
           <w:rPr>
             <w:color w:val="0563C1"/>
@@ -1164,7 +1419,7 @@
         </w:rPr>
         <w:t>链接:</w:t>
       </w:r>
-      <w:hyperlink r:id="rId29">
+      <w:hyperlink r:id="rId34">
         <w:r>
           <w:rPr>
             <w:color w:val="0563C1"/>
@@ -1215,7 +1470,7 @@
         </w:rPr>
         <w:t>链接:</w:t>
       </w:r>
-      <w:hyperlink r:id="rId30">
+      <w:hyperlink r:id="rId35">
         <w:r>
           <w:rPr>
             <w:color w:val="0563C1"/>
@@ -1224,6 +1479,18 @@
           <w:t>米哈游推出《崩坏：星穹铁道》恍恍惚惚花火火花系列周边配件，含灯光插座、数据线、氮化镓充电器等</w:t>
         </w:r>
       </w:hyperlink>
+    </w:p>
+    <w:p>
+      <w:pPr>
+        <w:pStyle w:val="Heading2"/>
+      </w:pPr>
+      <w:r>
+        <w:rPr>
+          <w:rFonts w:ascii="Times New Roman" w:hAnsi="Times New Roman" w:eastAsia="黑体"/>
+          <w:sz w:val="28"/>
+        </w:rPr>
+        <w:t>消费/以旧换新/新餐饮</w:t>
+      </w:r>
     </w:p>
     <w:p>
       <w:pPr>
@@ -1245,7 +1512,7 @@
           <w:color w:val="888888"/>
           <w:sz w:val="24"/>
         </w:rPr>
-        <w:t>腾讯股价跌破 400 港元：创近一年新低，市值缩水近四成</w:t>
+        <w:t>雷军：小米已经构建全球最大规模消费级 IoT 平台，截至二季度末设备连接数超 11 亿台</w:t>
       </w:r>
     </w:p>
     <w:p>
@@ -1255,262 +1522,7 @@
           <w:color w:val="888888"/>
           <w:sz w:val="18"/>
         </w:rPr>
-        <w:t>来源:IT之家 | 时间:10-21 17:00</w:t>
-      </w:r>
-    </w:p>
-    <w:p>
-      <w:r>
-        <w:rPr>
-          <w:rFonts w:ascii="Times New Roman" w:hAnsi="Times New Roman" w:eastAsia="宋体"/>
-          <w:sz w:val="18"/>
-        </w:rPr>
-        <w:t>链接:</w:t>
-      </w:r>
-      <w:hyperlink r:id="rId31">
-        <w:r>
-          <w:rPr>
-            <w:color w:val="0563C1"/>
-            <w:u w:val="single"/>
-          </w:rPr>
-          <w:t>腾讯股价跌破 400 港元：创近一年新低，市值缩水近四成</w:t>
-        </w:r>
-      </w:hyperlink>
-    </w:p>
-    <w:p>
-      <w:pPr>
-        <w:pStyle w:val="Heading3"/>
-      </w:pPr>
-      <w:r>
-        <w:rPr>
-          <w:rFonts w:ascii="Times New Roman" w:hAnsi="Times New Roman" w:eastAsia="黑体"/>
-          <w:b w:val="0"/>
-          <w:color w:val="888888"/>
-          <w:sz w:val="24"/>
-        </w:rPr>
-        <w:t>【C级·参考】</w:t>
-      </w:r>
-      <w:r>
-        <w:rPr>
-          <w:rFonts w:ascii="Times New Roman" w:hAnsi="Times New Roman" w:eastAsia="黑体"/>
-          <w:b w:val="0"/>
-          <w:color w:val="888888"/>
-          <w:sz w:val="24"/>
-        </w:rPr>
-        <w:t>黑鲨凤鸣 BE32 电竞耳机、风神笔记本散热器亮相，10 月 30 日发布</w:t>
-      </w:r>
-    </w:p>
-    <w:p>
-      <w:r>
-        <w:rPr>
-          <w:rFonts w:ascii="Times New Roman" w:hAnsi="Times New Roman" w:eastAsia="宋体"/>
-          <w:color w:val="888888"/>
-          <w:sz w:val="18"/>
-        </w:rPr>
-        <w:t>来源:IT之家 | 时间:10-21 17:00</w:t>
-      </w:r>
-    </w:p>
-    <w:p>
-      <w:r>
-        <w:rPr>
-          <w:rFonts w:ascii="Times New Roman" w:hAnsi="Times New Roman" w:eastAsia="宋体"/>
-          <w:sz w:val="18"/>
-        </w:rPr>
-        <w:t>链接:</w:t>
-      </w:r>
-      <w:hyperlink r:id="rId32">
-        <w:r>
-          <w:rPr>
-            <w:color w:val="0563C1"/>
-            <w:u w:val="single"/>
-          </w:rPr>
-          <w:t>黑鲨凤鸣 BE32 电竞耳机、风神笔记本散热器亮相，10 月 30 日发布</w:t>
-        </w:r>
-      </w:hyperlink>
-    </w:p>
-    <w:p>
-      <w:pPr>
-        <w:pStyle w:val="Heading3"/>
-      </w:pPr>
-      <w:r>
-        <w:rPr>
-          <w:rFonts w:ascii="Times New Roman" w:hAnsi="Times New Roman" w:eastAsia="黑体"/>
-          <w:b w:val="0"/>
-          <w:color w:val="888888"/>
-          <w:sz w:val="24"/>
-        </w:rPr>
-        <w:t>【C级·参考】</w:t>
-      </w:r>
-      <w:r>
-        <w:rPr>
-          <w:rFonts w:ascii="Times New Roman" w:hAnsi="Times New Roman" w:eastAsia="黑体"/>
-          <w:b w:val="0"/>
-          <w:color w:val="888888"/>
-          <w:sz w:val="24"/>
-        </w:rPr>
-        <w:t>网易参投瑞典游戏公司Liquid Swords破产，《正当防卫》前总监创业失败</w:t>
-      </w:r>
-    </w:p>
-    <w:p>
-      <w:r>
-        <w:rPr>
-          <w:rFonts w:ascii="Times New Roman" w:hAnsi="Times New Roman" w:eastAsia="宋体"/>
-          <w:color w:val="888888"/>
-          <w:sz w:val="18"/>
-        </w:rPr>
-        <w:t>来源:GameLook | 时间:10-21 10:10</w:t>
-      </w:r>
-    </w:p>
-    <w:p>
-      <w:r>
-        <w:rPr>
-          <w:rFonts w:ascii="Times New Roman" w:hAnsi="Times New Roman" w:eastAsia="宋体"/>
-          <w:sz w:val="18"/>
-        </w:rPr>
-        <w:t>链接:</w:t>
-      </w:r>
-      <w:hyperlink r:id="rId33">
-        <w:r>
-          <w:rPr>
-            <w:color w:val="0563C1"/>
-            <w:u w:val="single"/>
-          </w:rPr>
-          <w:t>网易参投瑞典游戏公司Liquid Swords破产，《正当防卫》前总监创业失败</w:t>
-        </w:r>
-      </w:hyperlink>
-    </w:p>
-    <w:p>
-      <w:pPr>
-        <w:pStyle w:val="Heading3"/>
-      </w:pPr>
-      <w:r>
-        <w:rPr>
-          <w:rFonts w:ascii="Times New Roman" w:hAnsi="Times New Roman" w:eastAsia="黑体"/>
-          <w:b w:val="0"/>
-          <w:color w:val="888888"/>
-          <w:sz w:val="24"/>
-        </w:rPr>
-        <w:t>【C级·参考】</w:t>
-      </w:r>
-      <w:r>
-        <w:rPr>
-          <w:rFonts w:ascii="Times New Roman" w:hAnsi="Times New Roman" w:eastAsia="黑体"/>
-          <w:b w:val="0"/>
-          <w:color w:val="888888"/>
-          <w:sz w:val="24"/>
-        </w:rPr>
-        <w:t>腾讯子公司Key社发公告，麻枝准确诊咽癌：放弃积极治疗、继续做游戏</w:t>
-      </w:r>
-    </w:p>
-    <w:p>
-      <w:r>
-        <w:rPr>
-          <w:rFonts w:ascii="Times New Roman" w:hAnsi="Times New Roman" w:eastAsia="宋体"/>
-          <w:color w:val="888888"/>
-          <w:sz w:val="18"/>
-        </w:rPr>
-        <w:t>来源:GameLook | 时间:10-21 09:38</w:t>
-      </w:r>
-    </w:p>
-    <w:p>
-      <w:r>
-        <w:rPr>
-          <w:rFonts w:ascii="Times New Roman" w:hAnsi="Times New Roman" w:eastAsia="宋体"/>
-          <w:sz w:val="18"/>
-        </w:rPr>
-        <w:t>链接:</w:t>
-      </w:r>
-      <w:hyperlink r:id="rId34">
-        <w:r>
-          <w:rPr>
-            <w:color w:val="0563C1"/>
-            <w:u w:val="single"/>
-          </w:rPr>
-          <w:t>腾讯子公司Key社发公告，麻枝准确诊咽癌：放弃积极治疗、继续做游戏</w:t>
-        </w:r>
-      </w:hyperlink>
-    </w:p>
-    <w:p>
-      <w:pPr>
-        <w:pStyle w:val="Heading3"/>
-      </w:pPr>
-      <w:r>
-        <w:rPr>
-          <w:rFonts w:ascii="Times New Roman" w:hAnsi="Times New Roman" w:eastAsia="黑体"/>
-          <w:b w:val="0"/>
-          <w:color w:val="888888"/>
-          <w:sz w:val="24"/>
-        </w:rPr>
-        <w:t>【C级·参考】</w:t>
-      </w:r>
-      <w:r>
-        <w:rPr>
-          <w:rFonts w:ascii="Times New Roman" w:hAnsi="Times New Roman" w:eastAsia="黑体"/>
-          <w:b w:val="0"/>
-          <w:color w:val="888888"/>
-          <w:sz w:val="24"/>
-        </w:rPr>
-        <w:t>惨不忍睹！过去四年，游戏人工资下降13%，美国薪资购买力暴减23%</w:t>
-      </w:r>
-    </w:p>
-    <w:p>
-      <w:r>
-        <w:rPr>
-          <w:rFonts w:ascii="Times New Roman" w:hAnsi="Times New Roman" w:eastAsia="宋体"/>
-          <w:color w:val="888888"/>
-          <w:sz w:val="18"/>
-        </w:rPr>
-        <w:t>来源:GameLook | 时间:10-21 09:19</w:t>
-      </w:r>
-    </w:p>
-    <w:p>
-      <w:r>
-        <w:rPr>
-          <w:rFonts w:ascii="Times New Roman" w:hAnsi="Times New Roman" w:eastAsia="宋体"/>
-          <w:sz w:val="18"/>
-        </w:rPr>
-        <w:t>链接:</w:t>
-      </w:r>
-      <w:hyperlink r:id="rId35">
-        <w:r>
-          <w:rPr>
-            <w:color w:val="0563C1"/>
-            <w:u w:val="single"/>
-          </w:rPr>
-          <w:t>惨不忍睹！过去四年，游戏人工资下降13%，美国薪资购买力暴减23%</w:t>
-        </w:r>
-      </w:hyperlink>
-    </w:p>
-    <w:p>
-      <w:pPr>
-        <w:pStyle w:val="Heading3"/>
-      </w:pPr>
-      <w:r>
-        <w:rPr>
-          <w:rFonts w:ascii="Times New Roman" w:hAnsi="Times New Roman" w:eastAsia="黑体"/>
-          <w:b w:val="0"/>
-          <w:color w:val="888888"/>
-          <w:sz w:val="24"/>
-        </w:rPr>
-        <w:t>【C级·参考】</w:t>
-      </w:r>
-      <w:r>
-        <w:rPr>
-          <w:rFonts w:ascii="Times New Roman" w:hAnsi="Times New Roman" w:eastAsia="黑体"/>
-          <w:b w:val="0"/>
-          <w:color w:val="888888"/>
-          <w:sz w:val="24"/>
-        </w:rPr>
-        <w:t>欧盟向“开宝箱抽卡游戏”挥出重拳，10月底前一律改为16+分级！</w:t>
-      </w:r>
-    </w:p>
-    <w:p>
-      <w:r>
-        <w:rPr>
-          <w:rFonts w:ascii="Times New Roman" w:hAnsi="Times New Roman" w:eastAsia="宋体"/>
-          <w:color w:val="888888"/>
-          <w:sz w:val="18"/>
-        </w:rPr>
-        <w:t>来源:GameLook | 时间:10-21 09:13</w:t>
+        <w:t>来源:IT之家 | 时间:10-21 20:56</w:t>
       </w:r>
     </w:p>
     <w:p>
@@ -1527,72 +1539,9 @@
             <w:color w:val="0563C1"/>
             <w:u w:val="single"/>
           </w:rPr>
-          <w:t>欧盟向“开宝箱抽卡游戏”挥出重拳，10月底前一律改为16+分级！</w:t>
+          <w:t>雷军：小米已经构建全球最大规模消费级 IoT 平台，截至二季度末设备连接数超 11 亿台</w:t>
         </w:r>
       </w:hyperlink>
-    </w:p>
-    <w:p>
-      <w:pPr>
-        <w:pStyle w:val="Heading3"/>
-      </w:pPr>
-      <w:r>
-        <w:rPr>
-          <w:rFonts w:ascii="Times New Roman" w:hAnsi="Times New Roman" w:eastAsia="黑体"/>
-          <w:b w:val="0"/>
-          <w:color w:val="888888"/>
-          <w:sz w:val="24"/>
-        </w:rPr>
-        <w:t>【C级·参考】</w:t>
-      </w:r>
-      <w:r>
-        <w:rPr>
-          <w:rFonts w:ascii="Times New Roman" w:hAnsi="Times New Roman" w:eastAsia="黑体"/>
-          <w:b w:val="0"/>
-          <w:color w:val="888888"/>
-          <w:sz w:val="24"/>
-        </w:rPr>
-        <w:t>“年度T0电竞夯机”荣耀WIN2、荣耀WIN RT2正式发布，国补到手价3149元起</w:t>
-      </w:r>
-    </w:p>
-    <w:p>
-      <w:r>
-        <w:rPr>
-          <w:rFonts w:ascii="Times New Roman" w:hAnsi="Times New Roman" w:eastAsia="宋体"/>
-          <w:color w:val="888888"/>
-          <w:sz w:val="18"/>
-        </w:rPr>
-        <w:t>来源:GameLook | 时间:10-21 01:43</w:t>
-      </w:r>
-    </w:p>
-    <w:p>
-      <w:r>
-        <w:rPr>
-          <w:rFonts w:ascii="Times New Roman" w:hAnsi="Times New Roman" w:eastAsia="宋体"/>
-          <w:sz w:val="18"/>
-        </w:rPr>
-        <w:t>链接:</w:t>
-      </w:r>
-      <w:hyperlink r:id="rId37">
-        <w:r>
-          <w:rPr>
-            <w:color w:val="0563C1"/>
-            <w:u w:val="single"/>
-          </w:rPr>
-          <w:t>“年度T0电竞夯机”荣耀WIN2、荣耀WIN RT2正式发布，国补到手价3149元起</w:t>
-        </w:r>
-      </w:hyperlink>
-    </w:p>
-    <w:p>
-      <w:pPr>
-        <w:pStyle w:val="Heading2"/>
-      </w:pPr>
-      <w:r>
-        <w:rPr>
-          <w:rFonts w:ascii="Times New Roman" w:hAnsi="Times New Roman" w:eastAsia="黑体"/>
-          <w:sz w:val="28"/>
-        </w:rPr>
-        <w:t>消费/以旧换新/新餐饮</w:t>
-      </w:r>
     </w:p>
     <w:p>
       <w:pPr>
@@ -1635,7 +1584,7 @@
         </w:rPr>
         <w:t>链接:</w:t>
       </w:r>
-      <w:hyperlink r:id="rId38">
+      <w:hyperlink r:id="rId37">
         <w:r>
           <w:rPr>
             <w:color w:val="0563C1"/>
@@ -1671,7 +1620,7 @@
           <w:rFonts w:ascii="Times New Roman" w:hAnsi="Times New Roman" w:eastAsia="宋体"/>
           <w:sz w:val="18"/>
         </w:rPr>
-        <w:t>IT之家(60)、GameLook(16)、HackerNews(2)、Bing新闻(8)</w:t>
+        <w:t>IT之家(60)、HackerNews(3)、Bing新闻(8)</w:t>
       </w:r>
     </w:p>
     <w:p>
@@ -1688,7 +1637,7 @@
           <w:rFonts w:ascii="Times New Roman" w:hAnsi="Times New Roman" w:eastAsia="宋体"/>
           <w:sz w:val="18"/>
         </w:rPr>
-        <w:t>36氪(no entries)</w:t>
+        <w:t>36氪(no entries)、GameLook(HTTP 502)</w:t>
       </w:r>
     </w:p>
     <w:p>
